--- a/docs/guides/crew/crew-configuration-reference.docx
+++ b/docs/guides/crew/crew-configuration-reference.docx
@@ -970,11 +970,11 @@
         <w:rPr>
           <w:rStyle w:val="Strong"/>
         </w:rPr>
-        <w:t>143 keys</w:t>
+        <w:t>144 keys</w:t>
       </w:r>
       <w:r>
         <w:rPr/>
-        <w:t>: 83 settable in the machine-global file, 60 repo-only.</w:t>
+        <w:t>: 83 settable in the machine-global file, 61 repo-only.</w:t>
       </w:r>
     </w:p>
     <w:p>
@@ -8888,12 +8888,12 @@
         </w:tblCellMar>
       </w:tblPr>
       <w:tblGrid>
-        <w:gridCol w:w="3435"/>
-        <w:gridCol w:w="1346"/>
+        <w:gridCol w:w="3491"/>
+        <w:gridCol w:w="1347"/>
         <w:gridCol w:w="1156"/>
-        <w:gridCol w:w="2916"/>
-        <w:gridCol w:w="1262"/>
-        <w:gridCol w:w="2656"/>
+        <w:gridCol w:w="2560"/>
+        <w:gridCol w:w="1272"/>
+        <w:gridCol w:w="2945"/>
       </w:tblGrid>
       <w:tr>
         <w:trPr>
@@ -8901,7 +8901,7 @@
         </w:trPr>
         <w:tc>
           <w:tcPr>
-            <w:tcW w:w="3435" w:type="dxa"/>
+            <w:tcW w:w="3491" w:type="dxa"/>
             <w:tcBorders/>
             <w:vAlign w:val="center"/>
           </w:tcPr>
@@ -8923,7 +8923,7 @@
         </w:tc>
         <w:tc>
           <w:tcPr>
-            <w:tcW w:w="1346" w:type="dxa"/>
+            <w:tcW w:w="1347" w:type="dxa"/>
             <w:tcBorders/>
             <w:vAlign w:val="center"/>
           </w:tcPr>
@@ -8967,7 +8967,7 @@
         </w:tc>
         <w:tc>
           <w:tcPr>
-            <w:tcW w:w="2916" w:type="dxa"/>
+            <w:tcW w:w="2560" w:type="dxa"/>
             <w:tcBorders/>
             <w:vAlign w:val="center"/>
           </w:tcPr>
@@ -8989,7 +8989,7 @@
         </w:tc>
         <w:tc>
           <w:tcPr>
-            <w:tcW w:w="1262" w:type="dxa"/>
+            <w:tcW w:w="1272" w:type="dxa"/>
             <w:tcBorders/>
             <w:vAlign w:val="center"/>
           </w:tcPr>
@@ -9011,7 +9011,7 @@
         </w:tc>
         <w:tc>
           <w:tcPr>
-            <w:tcW w:w="2656" w:type="dxa"/>
+            <w:tcW w:w="2945" w:type="dxa"/>
             <w:tcBorders/>
             <w:vAlign w:val="center"/>
           </w:tcPr>
@@ -9036,7 +9036,7 @@
         <w:trPr/>
         <w:tc>
           <w:tcPr>
-            <w:tcW w:w="3435" w:type="dxa"/>
+            <w:tcW w:w="3491" w:type="dxa"/>
             <w:tcBorders/>
             <w:vAlign w:val="center"/>
           </w:tcPr>
@@ -9059,7 +9059,7 @@
         </w:tc>
         <w:tc>
           <w:tcPr>
-            <w:tcW w:w="1346" w:type="dxa"/>
+            <w:tcW w:w="1347" w:type="dxa"/>
             <w:tcBorders/>
             <w:vAlign w:val="center"/>
           </w:tcPr>
@@ -9103,7 +9103,7 @@
         </w:tc>
         <w:tc>
           <w:tcPr>
-            <w:tcW w:w="2916" w:type="dxa"/>
+            <w:tcW w:w="2560" w:type="dxa"/>
             <w:tcBorders/>
             <w:vAlign w:val="center"/>
           </w:tcPr>
@@ -9134,7 +9134,7 @@
         </w:tc>
         <w:tc>
           <w:tcPr>
-            <w:tcW w:w="1262" w:type="dxa"/>
+            <w:tcW w:w="1272" w:type="dxa"/>
             <w:tcBorders/>
             <w:vAlign w:val="center"/>
           </w:tcPr>
@@ -9155,7 +9155,7 @@
         </w:tc>
         <w:tc>
           <w:tcPr>
-            <w:tcW w:w="2656" w:type="dxa"/>
+            <w:tcW w:w="2945" w:type="dxa"/>
             <w:tcBorders/>
             <w:vAlign w:val="center"/>
           </w:tcPr>
@@ -9189,7 +9189,7 @@
         <w:trPr/>
         <w:tc>
           <w:tcPr>
-            <w:tcW w:w="3435" w:type="dxa"/>
+            <w:tcW w:w="3491" w:type="dxa"/>
             <w:tcBorders/>
             <w:vAlign w:val="center"/>
           </w:tcPr>
@@ -9212,7 +9212,7 @@
         </w:tc>
         <w:tc>
           <w:tcPr>
-            <w:tcW w:w="1346" w:type="dxa"/>
+            <w:tcW w:w="1347" w:type="dxa"/>
             <w:tcBorders/>
             <w:vAlign w:val="center"/>
           </w:tcPr>
@@ -9256,7 +9256,7 @@
         </w:tc>
         <w:tc>
           <w:tcPr>
-            <w:tcW w:w="2916" w:type="dxa"/>
+            <w:tcW w:w="2560" w:type="dxa"/>
             <w:tcBorders/>
             <w:vAlign w:val="center"/>
           </w:tcPr>
@@ -9287,7 +9287,7 @@
         </w:tc>
         <w:tc>
           <w:tcPr>
-            <w:tcW w:w="1262" w:type="dxa"/>
+            <w:tcW w:w="1272" w:type="dxa"/>
             <w:tcBorders/>
             <w:vAlign w:val="center"/>
           </w:tcPr>
@@ -9308,7 +9308,7 @@
         </w:tc>
         <w:tc>
           <w:tcPr>
-            <w:tcW w:w="2656" w:type="dxa"/>
+            <w:tcW w:w="2945" w:type="dxa"/>
             <w:tcBorders/>
             <w:vAlign w:val="center"/>
           </w:tcPr>
@@ -9332,7 +9332,7 @@
         <w:trPr/>
         <w:tc>
           <w:tcPr>
-            <w:tcW w:w="3435" w:type="dxa"/>
+            <w:tcW w:w="3491" w:type="dxa"/>
             <w:tcBorders/>
             <w:vAlign w:val="center"/>
           </w:tcPr>
@@ -9355,7 +9355,7 @@
         </w:tc>
         <w:tc>
           <w:tcPr>
-            <w:tcW w:w="1346" w:type="dxa"/>
+            <w:tcW w:w="1347" w:type="dxa"/>
             <w:tcBorders/>
             <w:vAlign w:val="center"/>
           </w:tcPr>
@@ -9399,7 +9399,7 @@
         </w:tc>
         <w:tc>
           <w:tcPr>
-            <w:tcW w:w="2916" w:type="dxa"/>
+            <w:tcW w:w="2560" w:type="dxa"/>
             <w:tcBorders/>
             <w:vAlign w:val="center"/>
           </w:tcPr>
@@ -9430,7 +9430,7 @@
         </w:tc>
         <w:tc>
           <w:tcPr>
-            <w:tcW w:w="1262" w:type="dxa"/>
+            <w:tcW w:w="1272" w:type="dxa"/>
             <w:tcBorders/>
             <w:vAlign w:val="center"/>
           </w:tcPr>
@@ -9451,7 +9451,7 @@
         </w:tc>
         <w:tc>
           <w:tcPr>
-            <w:tcW w:w="2656" w:type="dxa"/>
+            <w:tcW w:w="2945" w:type="dxa"/>
             <w:tcBorders/>
             <w:vAlign w:val="center"/>
           </w:tcPr>
@@ -9485,7 +9485,7 @@
         <w:trPr/>
         <w:tc>
           <w:tcPr>
-            <w:tcW w:w="3435" w:type="dxa"/>
+            <w:tcW w:w="3491" w:type="dxa"/>
             <w:tcBorders/>
             <w:vAlign w:val="center"/>
           </w:tcPr>
@@ -9508,7 +9508,7 @@
         </w:tc>
         <w:tc>
           <w:tcPr>
-            <w:tcW w:w="1346" w:type="dxa"/>
+            <w:tcW w:w="1347" w:type="dxa"/>
             <w:tcBorders/>
             <w:vAlign w:val="center"/>
           </w:tcPr>
@@ -9552,7 +9552,7 @@
         </w:tc>
         <w:tc>
           <w:tcPr>
-            <w:tcW w:w="2916" w:type="dxa"/>
+            <w:tcW w:w="2560" w:type="dxa"/>
             <w:tcBorders/>
             <w:vAlign w:val="center"/>
           </w:tcPr>
@@ -9583,7 +9583,7 @@
         </w:tc>
         <w:tc>
           <w:tcPr>
-            <w:tcW w:w="1262" w:type="dxa"/>
+            <w:tcW w:w="1272" w:type="dxa"/>
             <w:tcBorders/>
             <w:vAlign w:val="center"/>
           </w:tcPr>
@@ -9604,7 +9604,7 @@
         </w:tc>
         <w:tc>
           <w:tcPr>
-            <w:tcW w:w="2656" w:type="dxa"/>
+            <w:tcW w:w="2945" w:type="dxa"/>
             <w:tcBorders/>
             <w:vAlign w:val="center"/>
           </w:tcPr>
@@ -9628,7 +9628,7 @@
         <w:trPr/>
         <w:tc>
           <w:tcPr>
-            <w:tcW w:w="3435" w:type="dxa"/>
+            <w:tcW w:w="3491" w:type="dxa"/>
             <w:tcBorders/>
             <w:vAlign w:val="center"/>
           </w:tcPr>
@@ -9651,7 +9651,7 @@
         </w:tc>
         <w:tc>
           <w:tcPr>
-            <w:tcW w:w="1346" w:type="dxa"/>
+            <w:tcW w:w="1347" w:type="dxa"/>
             <w:tcBorders/>
             <w:vAlign w:val="center"/>
           </w:tcPr>
@@ -9695,7 +9695,7 @@
         </w:tc>
         <w:tc>
           <w:tcPr>
-            <w:tcW w:w="2916" w:type="dxa"/>
+            <w:tcW w:w="2560" w:type="dxa"/>
             <w:tcBorders/>
             <w:vAlign w:val="center"/>
           </w:tcPr>
@@ -9726,7 +9726,7 @@
         </w:tc>
         <w:tc>
           <w:tcPr>
-            <w:tcW w:w="1262" w:type="dxa"/>
+            <w:tcW w:w="1272" w:type="dxa"/>
             <w:tcBorders/>
             <w:vAlign w:val="center"/>
           </w:tcPr>
@@ -9747,7 +9747,7 @@
         </w:tc>
         <w:tc>
           <w:tcPr>
-            <w:tcW w:w="2656" w:type="dxa"/>
+            <w:tcW w:w="2945" w:type="dxa"/>
             <w:tcBorders/>
             <w:vAlign w:val="center"/>
           </w:tcPr>
@@ -9763,6 +9763,159 @@
             <w:r>
               <w:rPr/>
               <w:t>Recall output budget; a non-positive or non-integer value reads as 800.</w:t>
+            </w:r>
+          </w:p>
+        </w:tc>
+      </w:tr>
+      <w:tr>
+        <w:trPr/>
+        <w:tc>
+          <w:tcPr>
+            <w:tcW w:w="3491" w:type="dxa"/>
+            <w:tcBorders/>
+            <w:vAlign w:val="center"/>
+          </w:tcPr>
+          <w:p>
+            <w:pPr>
+              <w:pStyle w:val="TableContents"/>
+              <w:shd w:fill="2E3440" w:val="clear"/>
+              <w:bidi w:val="0"/>
+              <w:spacing w:before="120" w:after="120"/>
+              <w:jc w:val="left"/>
+              <w:rPr/>
+            </w:pPr>
+            <w:r>
+              <w:rPr>
+                <w:rStyle w:val="SourceText"/>
+              </w:rPr>
+              <w:t>memory.recall.projects</w:t>
+            </w:r>
+          </w:p>
+        </w:tc>
+        <w:tc>
+          <w:tcPr>
+            <w:tcW w:w="1347" w:type="dxa"/>
+            <w:tcBorders/>
+            <w:vAlign w:val="center"/>
+          </w:tcPr>
+          <w:p>
+            <w:pPr>
+              <w:pStyle w:val="TableContents"/>
+              <w:shd w:fill="2E3440" w:val="clear"/>
+              <w:bidi w:val="0"/>
+              <w:spacing w:before="120" w:after="120"/>
+              <w:jc w:val="left"/>
+              <w:rPr/>
+            </w:pPr>
+            <w:r>
+              <w:rPr/>
+              <w:t>repo</w:t>
+            </w:r>
+          </w:p>
+        </w:tc>
+        <w:tc>
+          <w:tcPr>
+            <w:tcW w:w="1156" w:type="dxa"/>
+            <w:tcBorders/>
+            <w:vAlign w:val="center"/>
+          </w:tcPr>
+          <w:p>
+            <w:pPr>
+              <w:pStyle w:val="TableContents"/>
+              <w:shd w:fill="2E3440" w:val="clear"/>
+              <w:bidi w:val="0"/>
+              <w:spacing w:before="120" w:after="120"/>
+              <w:jc w:val="left"/>
+              <w:rPr/>
+            </w:pPr>
+            <w:r>
+              <w:rPr>
+                <w:rStyle w:val="SourceText"/>
+              </w:rPr>
+              <w:t>[]</w:t>
+            </w:r>
+          </w:p>
+        </w:tc>
+        <w:tc>
+          <w:tcPr>
+            <w:tcW w:w="2560" w:type="dxa"/>
+            <w:tcBorders/>
+            <w:vAlign w:val="center"/>
+          </w:tcPr>
+          <w:p>
+            <w:pPr>
+              <w:pStyle w:val="TableContents"/>
+              <w:shd w:fill="2E3440" w:val="clear"/>
+              <w:bidi w:val="0"/>
+              <w:spacing w:before="120" w:after="120"/>
+              <w:jc w:val="left"/>
+              <w:rPr/>
+            </w:pPr>
+            <w:r>
+              <w:rPr/>
+              <w:t xml:space="preserve">not validated - read by </w:t>
+            </w:r>
+            <w:r>
+              <w:rPr>
+                <w:rStyle w:val="SourceText"/>
+              </w:rPr>
+              <w:t>plugin/crew/hooks/scripts/crew_recall.py</w:t>
+            </w:r>
+            <w:r>
+              <w:rPr/>
+              <w:t xml:space="preserve"> (expects list of project names)</w:t>
+            </w:r>
+          </w:p>
+        </w:tc>
+        <w:tc>
+          <w:tcPr>
+            <w:tcW w:w="1272" w:type="dxa"/>
+            <w:tcBorders/>
+            <w:vAlign w:val="center"/>
+          </w:tcPr>
+          <w:p>
+            <w:pPr>
+              <w:pStyle w:val="TableContents"/>
+              <w:shd w:fill="2E3440" w:val="clear"/>
+              <w:bidi w:val="0"/>
+              <w:spacing w:before="120" w:after="120"/>
+              <w:jc w:val="left"/>
+              <w:rPr/>
+            </w:pPr>
+            <w:r>
+              <w:rPr/>
+              <w:t>1.1.7</w:t>
+            </w:r>
+          </w:p>
+        </w:tc>
+        <w:tc>
+          <w:tcPr>
+            <w:tcW w:w="2945" w:type="dxa"/>
+            <w:tcBorders/>
+            <w:vAlign w:val="center"/>
+          </w:tcPr>
+          <w:p>
+            <w:pPr>
+              <w:pStyle w:val="TableContents"/>
+              <w:shd w:fill="2E3440" w:val="clear"/>
+              <w:bidi w:val="0"/>
+              <w:spacing w:before="120" w:after="120"/>
+              <w:jc w:val="left"/>
+              <w:rPr/>
+            </w:pPr>
+            <w:r>
+              <w:rPr/>
+              <w:t xml:space="preserve">Project names sent to vault recall as </w:t>
+            </w:r>
+            <w:r>
+              <w:rPr>
+                <w:rStyle w:val="SourceText"/>
+              </w:rPr>
+              <w:t>--project</w:t>
+            </w:r>
+            <w:r>
+              <w:rPr/>
+              <w:t xml:space="preserve"> so this repo's notes rank first; empty sends the main checkout's directory name.</w:t>
             </w:r>
           </w:p>
         </w:tc>

--- a/docs/guides/crew/crew-configuration-reference.docx
+++ b/docs/guides/crew/crew-configuration-reference.docx
@@ -1717,11 +1717,11 @@
               <w:rPr>
                 <w:rStyle w:val="SourceText"/>
               </w:rPr>
-              <w:t>/crew:upgrade</w:t>
-            </w:r>
-            <w:r>
-              <w:rPr/>
-              <w:t xml:space="preserve"> migrates an older one.</w:t>
+              <w:t>/crew:migrate</w:t>
+            </w:r>
+            <w:r>
+              <w:rPr/>
+              <w:t xml:space="preserve"> upgrades an older one.</w:t>
             </w:r>
           </w:p>
         </w:tc>

--- a/docs/guides/crew/crew-configuration-reference.docx
+++ b/docs/guides/crew/crew-configuration-reference.docx
@@ -970,11 +970,11 @@
         <w:rPr>
           <w:rStyle w:val="Strong"/>
         </w:rPr>
-        <w:t>143 keys</w:t>
+        <w:t>149 keys</w:t>
       </w:r>
       <w:r>
         <w:rPr/>
-        <w:t>: 83 settable in the machine-global file, 60 repo-only.</w:t>
+        <w:t>: 87 settable in the machine-global file, 62 repo-only.</w:t>
       </w:r>
     </w:p>
     <w:p>
@@ -15323,7 +15323,7 @@
             </w:r>
             <w:r>
               <w:rPr/>
-              <w:t xml:space="preserve"> (reserved, sends nothing yet). The pre-1.0 names </w:t>
+              <w:t xml:space="preserve"> (T-0060's four blocker reasons). The pre-1.0 names </w:t>
             </w:r>
             <w:r>
               <w:rPr>
@@ -26246,12 +26246,12 @@
         </w:tblCellMar>
       </w:tblPr>
       <w:tblGrid>
-        <w:gridCol w:w="3663"/>
-        <w:gridCol w:w="1177"/>
-        <w:gridCol w:w="1157"/>
-        <w:gridCol w:w="2210"/>
-        <w:gridCol w:w="1268"/>
-        <w:gridCol w:w="3296"/>
+        <w:gridCol w:w="3968"/>
+        <w:gridCol w:w="1134"/>
+        <w:gridCol w:w="1156"/>
+        <w:gridCol w:w="2141"/>
+        <w:gridCol w:w="1242"/>
+        <w:gridCol w:w="3130"/>
       </w:tblGrid>
       <w:tr>
         <w:trPr>
@@ -26259,7 +26259,7 @@
         </w:trPr>
         <w:tc>
           <w:tcPr>
-            <w:tcW w:w="3663" w:type="dxa"/>
+            <w:tcW w:w="3968" w:type="dxa"/>
             <w:tcBorders/>
             <w:vAlign w:val="center"/>
           </w:tcPr>
@@ -26281,7 +26281,7 @@
         </w:tc>
         <w:tc>
           <w:tcPr>
-            <w:tcW w:w="1177" w:type="dxa"/>
+            <w:tcW w:w="1134" w:type="dxa"/>
             <w:tcBorders/>
             <w:vAlign w:val="center"/>
           </w:tcPr>
@@ -26303,7 +26303,7 @@
         </w:tc>
         <w:tc>
           <w:tcPr>
-            <w:tcW w:w="1157" w:type="dxa"/>
+            <w:tcW w:w="1156" w:type="dxa"/>
             <w:tcBorders/>
             <w:vAlign w:val="center"/>
           </w:tcPr>
@@ -26325,7 +26325,7 @@
         </w:tc>
         <w:tc>
           <w:tcPr>
-            <w:tcW w:w="2210" w:type="dxa"/>
+            <w:tcW w:w="2141" w:type="dxa"/>
             <w:tcBorders/>
             <w:vAlign w:val="center"/>
           </w:tcPr>
@@ -26347,7 +26347,7 @@
         </w:tc>
         <w:tc>
           <w:tcPr>
-            <w:tcW w:w="1268" w:type="dxa"/>
+            <w:tcW w:w="1242" w:type="dxa"/>
             <w:tcBorders/>
             <w:vAlign w:val="center"/>
           </w:tcPr>
@@ -26369,7 +26369,7 @@
         </w:tc>
         <w:tc>
           <w:tcPr>
-            <w:tcW w:w="3296" w:type="dxa"/>
+            <w:tcW w:w="3130" w:type="dxa"/>
             <w:tcBorders/>
             <w:vAlign w:val="center"/>
           </w:tcPr>
@@ -26394,7 +26394,7 @@
         <w:trPr/>
         <w:tc>
           <w:tcPr>
-            <w:tcW w:w="3663" w:type="dxa"/>
+            <w:tcW w:w="3968" w:type="dxa"/>
             <w:tcBorders/>
             <w:vAlign w:val="center"/>
           </w:tcPr>
@@ -26417,7 +26417,7 @@
         </w:tc>
         <w:tc>
           <w:tcPr>
-            <w:tcW w:w="1177" w:type="dxa"/>
+            <w:tcW w:w="1134" w:type="dxa"/>
             <w:tcBorders/>
             <w:vAlign w:val="center"/>
           </w:tcPr>
@@ -26438,7 +26438,7 @@
         </w:tc>
         <w:tc>
           <w:tcPr>
-            <w:tcW w:w="1157" w:type="dxa"/>
+            <w:tcW w:w="1156" w:type="dxa"/>
             <w:tcBorders/>
             <w:vAlign w:val="center"/>
           </w:tcPr>
@@ -26461,7 +26461,7 @@
         </w:tc>
         <w:tc>
           <w:tcPr>
-            <w:tcW w:w="2210" w:type="dxa"/>
+            <w:tcW w:w="2141" w:type="dxa"/>
             <w:tcBorders/>
             <w:vAlign w:val="center"/>
           </w:tcPr>
@@ -26492,6 +26492,16 @@
             </w:r>
             <w:r>
               <w:rPr/>
+              <w:t xml:space="preserve"> | </w:t>
+            </w:r>
+            <w:r>
+              <w:rPr>
+                <w:rStyle w:val="SourceText"/>
+              </w:rPr>
+              <w:t>backlog</w:t>
+            </w:r>
+            <w:r>
+              <w:rPr/>
               <w:t xml:space="preserve"> (checked in </w:t>
             </w:r>
             <w:r>
@@ -26508,7 +26518,7 @@
         </w:tc>
         <w:tc>
           <w:tcPr>
-            <w:tcW w:w="1268" w:type="dxa"/>
+            <w:tcW w:w="1242" w:type="dxa"/>
             <w:tcBorders/>
             <w:vAlign w:val="center"/>
           </w:tcPr>
@@ -26529,22 +26539,22 @@
         </w:tc>
         <w:tc>
           <w:tcPr>
-            <w:tcW w:w="3296" w:type="dxa"/>
-            <w:tcBorders/>
-            <w:vAlign w:val="center"/>
-          </w:tcPr>
-          <w:p>
-            <w:pPr>
-              <w:pStyle w:val="TableContents"/>
-              <w:shd w:fill="2E3440" w:val="clear"/>
-              <w:bidi w:val="0"/>
-              <w:spacing w:before="120" w:after="120"/>
-              <w:jc w:val="left"/>
-              <w:rPr/>
-            </w:pPr>
-            <w:r>
-              <w:rPr/>
-              <w:t xml:space="preserve">Only the exact string </w:t>
+            <w:tcW w:w="3130" w:type="dxa"/>
+            <w:tcBorders/>
+            <w:vAlign w:val="center"/>
+          </w:tcPr>
+          <w:p>
+            <w:pPr>
+              <w:pStyle w:val="TableContents"/>
+              <w:shd w:fill="2E3440" w:val="clear"/>
+              <w:bidi w:val="0"/>
+              <w:spacing w:before="120" w:after="120"/>
+              <w:jc w:val="left"/>
+              <w:rPr/>
+            </w:pPr>
+            <w:r>
+              <w:rPr/>
+              <w:t xml:space="preserve">Only the exact strings </w:t>
             </w:r>
             <w:r>
               <w:rPr>
@@ -26554,7 +26564,17 @@
             </w:r>
             <w:r>
               <w:rPr/>
-              <w:t xml:space="preserve"> arms </w:t>
+              <w:t xml:space="preserve"> (one ticket per run) and </w:t>
+            </w:r>
+            <w:r>
+              <w:rPr>
+                <w:rStyle w:val="SourceText"/>
+              </w:rPr>
+              <w:t>backlog</w:t>
+            </w:r>
+            <w:r>
+              <w:rPr/>
+              <w:t xml:space="preserve"> (L-0541: a goal's tickets in dependency order, inside the caps) arm </w:t>
             </w:r>
             <w:r>
               <w:rPr>
@@ -26573,7 +26593,7 @@
         <w:trPr/>
         <w:tc>
           <w:tcPr>
-            <w:tcW w:w="3663" w:type="dxa"/>
+            <w:tcW w:w="3968" w:type="dxa"/>
             <w:tcBorders/>
             <w:vAlign w:val="center"/>
           </w:tcPr>
@@ -26596,7 +26616,7 @@
         </w:tc>
         <w:tc>
           <w:tcPr>
-            <w:tcW w:w="1177" w:type="dxa"/>
+            <w:tcW w:w="1134" w:type="dxa"/>
             <w:tcBorders/>
             <w:vAlign w:val="center"/>
           </w:tcPr>
@@ -26617,7 +26637,7 @@
         </w:tc>
         <w:tc>
           <w:tcPr>
-            <w:tcW w:w="1157" w:type="dxa"/>
+            <w:tcW w:w="1156" w:type="dxa"/>
             <w:tcBorders/>
             <w:vAlign w:val="center"/>
           </w:tcPr>
@@ -26640,7 +26660,7 @@
         </w:tc>
         <w:tc>
           <w:tcPr>
-            <w:tcW w:w="2210" w:type="dxa"/>
+            <w:tcW w:w="2141" w:type="dxa"/>
             <w:tcBorders/>
             <w:vAlign w:val="center"/>
           </w:tcPr>
@@ -26671,7 +26691,7 @@
         </w:tc>
         <w:tc>
           <w:tcPr>
-            <w:tcW w:w="1268" w:type="dxa"/>
+            <w:tcW w:w="1242" w:type="dxa"/>
             <w:tcBorders/>
             <w:vAlign w:val="center"/>
           </w:tcPr>
@@ -26692,7 +26712,7 @@
         </w:tc>
         <w:tc>
           <w:tcPr>
-            <w:tcW w:w="3296" w:type="dxa"/>
+            <w:tcW w:w="3130" w:type="dxa"/>
             <w:tcBorders/>
             <w:vAlign w:val="center"/>
           </w:tcPr>
@@ -26716,7 +26736,7 @@
         <w:trPr/>
         <w:tc>
           <w:tcPr>
-            <w:tcW w:w="3663" w:type="dxa"/>
+            <w:tcW w:w="3968" w:type="dxa"/>
             <w:tcBorders/>
             <w:vAlign w:val="center"/>
           </w:tcPr>
@@ -26739,7 +26759,7 @@
         </w:tc>
         <w:tc>
           <w:tcPr>
-            <w:tcW w:w="1177" w:type="dxa"/>
+            <w:tcW w:w="1134" w:type="dxa"/>
             <w:tcBorders/>
             <w:vAlign w:val="center"/>
           </w:tcPr>
@@ -26760,7 +26780,7 @@
         </w:tc>
         <w:tc>
           <w:tcPr>
-            <w:tcW w:w="1157" w:type="dxa"/>
+            <w:tcW w:w="1156" w:type="dxa"/>
             <w:tcBorders/>
             <w:vAlign w:val="center"/>
           </w:tcPr>
@@ -26783,7 +26803,7 @@
         </w:tc>
         <w:tc>
           <w:tcPr>
-            <w:tcW w:w="2210" w:type="dxa"/>
+            <w:tcW w:w="2141" w:type="dxa"/>
             <w:tcBorders/>
             <w:vAlign w:val="center"/>
           </w:tcPr>
@@ -26830,7 +26850,7 @@
         </w:tc>
         <w:tc>
           <w:tcPr>
-            <w:tcW w:w="1268" w:type="dxa"/>
+            <w:tcW w:w="1242" w:type="dxa"/>
             <w:tcBorders/>
             <w:vAlign w:val="center"/>
           </w:tcPr>
@@ -26851,7 +26871,7 @@
         </w:tc>
         <w:tc>
           <w:tcPr>
-            <w:tcW w:w="3296" w:type="dxa"/>
+            <w:tcW w:w="3130" w:type="dxa"/>
             <w:tcBorders/>
             <w:vAlign w:val="center"/>
           </w:tcPr>
@@ -26885,7 +26905,7 @@
         <w:trPr/>
         <w:tc>
           <w:tcPr>
-            <w:tcW w:w="3663" w:type="dxa"/>
+            <w:tcW w:w="3968" w:type="dxa"/>
             <w:tcBorders/>
             <w:vAlign w:val="center"/>
           </w:tcPr>
@@ -26908,7 +26928,7 @@
         </w:tc>
         <w:tc>
           <w:tcPr>
-            <w:tcW w:w="1177" w:type="dxa"/>
+            <w:tcW w:w="1134" w:type="dxa"/>
             <w:tcBorders/>
             <w:vAlign w:val="center"/>
           </w:tcPr>
@@ -26929,7 +26949,7 @@
         </w:tc>
         <w:tc>
           <w:tcPr>
-            <w:tcW w:w="1157" w:type="dxa"/>
+            <w:tcW w:w="1156" w:type="dxa"/>
             <w:tcBorders/>
             <w:vAlign w:val="center"/>
           </w:tcPr>
@@ -26952,7 +26972,7 @@
         </w:tc>
         <w:tc>
           <w:tcPr>
-            <w:tcW w:w="2210" w:type="dxa"/>
+            <w:tcW w:w="2141" w:type="dxa"/>
             <w:tcBorders/>
             <w:vAlign w:val="center"/>
           </w:tcPr>
@@ -26999,7 +27019,7 @@
         </w:tc>
         <w:tc>
           <w:tcPr>
-            <w:tcW w:w="1268" w:type="dxa"/>
+            <w:tcW w:w="1242" w:type="dxa"/>
             <w:tcBorders/>
             <w:vAlign w:val="center"/>
           </w:tcPr>
@@ -27020,7 +27040,7 @@
         </w:tc>
         <w:tc>
           <w:tcPr>
-            <w:tcW w:w="3296" w:type="dxa"/>
+            <w:tcW w:w="3130" w:type="dxa"/>
             <w:tcBorders/>
             <w:vAlign w:val="center"/>
           </w:tcPr>
@@ -27054,7 +27074,7 @@
         <w:trPr/>
         <w:tc>
           <w:tcPr>
-            <w:tcW w:w="3663" w:type="dxa"/>
+            <w:tcW w:w="3968" w:type="dxa"/>
             <w:tcBorders/>
             <w:vAlign w:val="center"/>
           </w:tcPr>
@@ -27077,7 +27097,7 @@
         </w:tc>
         <w:tc>
           <w:tcPr>
-            <w:tcW w:w="1177" w:type="dxa"/>
+            <w:tcW w:w="1134" w:type="dxa"/>
             <w:tcBorders/>
             <w:vAlign w:val="center"/>
           </w:tcPr>
@@ -27098,7 +27118,7 @@
         </w:tc>
         <w:tc>
           <w:tcPr>
-            <w:tcW w:w="1157" w:type="dxa"/>
+            <w:tcW w:w="1156" w:type="dxa"/>
             <w:tcBorders/>
             <w:vAlign w:val="center"/>
           </w:tcPr>
@@ -27121,7 +27141,7 @@
         </w:tc>
         <w:tc>
           <w:tcPr>
-            <w:tcW w:w="2210" w:type="dxa"/>
+            <w:tcW w:w="2141" w:type="dxa"/>
             <w:tcBorders/>
             <w:vAlign w:val="center"/>
           </w:tcPr>
@@ -27168,7 +27188,7 @@
         </w:tc>
         <w:tc>
           <w:tcPr>
-            <w:tcW w:w="1268" w:type="dxa"/>
+            <w:tcW w:w="1242" w:type="dxa"/>
             <w:tcBorders/>
             <w:vAlign w:val="center"/>
           </w:tcPr>
@@ -27189,7 +27209,7 @@
         </w:tc>
         <w:tc>
           <w:tcPr>
-            <w:tcW w:w="3296" w:type="dxa"/>
+            <w:tcW w:w="3130" w:type="dxa"/>
             <w:tcBorders/>
             <w:vAlign w:val="center"/>
           </w:tcPr>
@@ -27223,7 +27243,7 @@
         <w:trPr/>
         <w:tc>
           <w:tcPr>
-            <w:tcW w:w="3663" w:type="dxa"/>
+            <w:tcW w:w="3968" w:type="dxa"/>
             <w:tcBorders/>
             <w:vAlign w:val="center"/>
           </w:tcPr>
@@ -27246,7 +27266,7 @@
         </w:tc>
         <w:tc>
           <w:tcPr>
-            <w:tcW w:w="1177" w:type="dxa"/>
+            <w:tcW w:w="1134" w:type="dxa"/>
             <w:tcBorders/>
             <w:vAlign w:val="center"/>
           </w:tcPr>
@@ -27267,7 +27287,7 @@
         </w:tc>
         <w:tc>
           <w:tcPr>
-            <w:tcW w:w="1157" w:type="dxa"/>
+            <w:tcW w:w="1156" w:type="dxa"/>
             <w:tcBorders/>
             <w:vAlign w:val="center"/>
           </w:tcPr>
@@ -27290,7 +27310,7 @@
         </w:tc>
         <w:tc>
           <w:tcPr>
-            <w:tcW w:w="2210" w:type="dxa"/>
+            <w:tcW w:w="2141" w:type="dxa"/>
             <w:tcBorders/>
             <w:vAlign w:val="center"/>
           </w:tcPr>
@@ -27321,7 +27341,7 @@
         </w:tc>
         <w:tc>
           <w:tcPr>
-            <w:tcW w:w="1268" w:type="dxa"/>
+            <w:tcW w:w="1242" w:type="dxa"/>
             <w:tcBorders/>
             <w:vAlign w:val="center"/>
           </w:tcPr>
@@ -27342,7 +27362,7 @@
         </w:tc>
         <w:tc>
           <w:tcPr>
-            <w:tcW w:w="3296" w:type="dxa"/>
+            <w:tcW w:w="3130" w:type="dxa"/>
             <w:tcBorders/>
             <w:vAlign w:val="center"/>
           </w:tcPr>
@@ -27366,7 +27386,7 @@
         <w:trPr/>
         <w:tc>
           <w:tcPr>
-            <w:tcW w:w="3663" w:type="dxa"/>
+            <w:tcW w:w="3968" w:type="dxa"/>
             <w:tcBorders/>
             <w:vAlign w:val="center"/>
           </w:tcPr>
@@ -27389,7 +27409,7 @@
         </w:tc>
         <w:tc>
           <w:tcPr>
-            <w:tcW w:w="1177" w:type="dxa"/>
+            <w:tcW w:w="1134" w:type="dxa"/>
             <w:tcBorders/>
             <w:vAlign w:val="center"/>
           </w:tcPr>
@@ -27410,7 +27430,7 @@
         </w:tc>
         <w:tc>
           <w:tcPr>
-            <w:tcW w:w="1157" w:type="dxa"/>
+            <w:tcW w:w="1156" w:type="dxa"/>
             <w:tcBorders/>
             <w:vAlign w:val="center"/>
           </w:tcPr>
@@ -27433,7 +27453,7 @@
         </w:tc>
         <w:tc>
           <w:tcPr>
-            <w:tcW w:w="2210" w:type="dxa"/>
+            <w:tcW w:w="2141" w:type="dxa"/>
             <w:tcBorders/>
             <w:vAlign w:val="center"/>
           </w:tcPr>
@@ -27464,7 +27484,7 @@
         </w:tc>
         <w:tc>
           <w:tcPr>
-            <w:tcW w:w="1268" w:type="dxa"/>
+            <w:tcW w:w="1242" w:type="dxa"/>
             <w:tcBorders/>
             <w:vAlign w:val="center"/>
           </w:tcPr>
@@ -27485,7 +27505,7 @@
         </w:tc>
         <w:tc>
           <w:tcPr>
-            <w:tcW w:w="3296" w:type="dxa"/>
+            <w:tcW w:w="3130" w:type="dxa"/>
             <w:tcBorders/>
             <w:vAlign w:val="center"/>
           </w:tcPr>
@@ -27519,7 +27539,7 @@
         <w:trPr/>
         <w:tc>
           <w:tcPr>
-            <w:tcW w:w="3663" w:type="dxa"/>
+            <w:tcW w:w="3968" w:type="dxa"/>
             <w:tcBorders/>
             <w:vAlign w:val="center"/>
           </w:tcPr>
@@ -27542,7 +27562,7 @@
         </w:tc>
         <w:tc>
           <w:tcPr>
-            <w:tcW w:w="1177" w:type="dxa"/>
+            <w:tcW w:w="1134" w:type="dxa"/>
             <w:tcBorders/>
             <w:vAlign w:val="center"/>
           </w:tcPr>
@@ -27563,7 +27583,7 @@
         </w:tc>
         <w:tc>
           <w:tcPr>
-            <w:tcW w:w="1157" w:type="dxa"/>
+            <w:tcW w:w="1156" w:type="dxa"/>
             <w:tcBorders/>
             <w:vAlign w:val="center"/>
           </w:tcPr>
@@ -27586,7 +27606,7 @@
         </w:tc>
         <w:tc>
           <w:tcPr>
-            <w:tcW w:w="2210" w:type="dxa"/>
+            <w:tcW w:w="2141" w:type="dxa"/>
             <w:tcBorders/>
             <w:vAlign w:val="center"/>
           </w:tcPr>
@@ -27653,7 +27673,7 @@
         </w:tc>
         <w:tc>
           <w:tcPr>
-            <w:tcW w:w="1268" w:type="dxa"/>
+            <w:tcW w:w="1242" w:type="dxa"/>
             <w:tcBorders/>
             <w:vAlign w:val="center"/>
           </w:tcPr>
@@ -27674,7 +27694,7 @@
         </w:tc>
         <w:tc>
           <w:tcPr>
-            <w:tcW w:w="3296" w:type="dxa"/>
+            <w:tcW w:w="3130" w:type="dxa"/>
             <w:tcBorders/>
             <w:vAlign w:val="center"/>
           </w:tcPr>
@@ -27704,7 +27724,7 @@
         <w:trPr/>
         <w:tc>
           <w:tcPr>
-            <w:tcW w:w="3663" w:type="dxa"/>
+            <w:tcW w:w="3968" w:type="dxa"/>
             <w:tcBorders/>
             <w:vAlign w:val="center"/>
           </w:tcPr>
@@ -27727,7 +27747,7 @@
         </w:tc>
         <w:tc>
           <w:tcPr>
-            <w:tcW w:w="1177" w:type="dxa"/>
+            <w:tcW w:w="1134" w:type="dxa"/>
             <w:tcBorders/>
             <w:vAlign w:val="center"/>
           </w:tcPr>
@@ -27748,7 +27768,7 @@
         </w:tc>
         <w:tc>
           <w:tcPr>
-            <w:tcW w:w="1157" w:type="dxa"/>
+            <w:tcW w:w="1156" w:type="dxa"/>
             <w:tcBorders/>
             <w:vAlign w:val="center"/>
           </w:tcPr>
@@ -27771,7 +27791,7 @@
         </w:tc>
         <w:tc>
           <w:tcPr>
-            <w:tcW w:w="2210" w:type="dxa"/>
+            <w:tcW w:w="2141" w:type="dxa"/>
             <w:tcBorders/>
             <w:vAlign w:val="center"/>
           </w:tcPr>
@@ -27838,7 +27858,7 @@
         </w:tc>
         <w:tc>
           <w:tcPr>
-            <w:tcW w:w="1268" w:type="dxa"/>
+            <w:tcW w:w="1242" w:type="dxa"/>
             <w:tcBorders/>
             <w:vAlign w:val="center"/>
           </w:tcPr>
@@ -27859,7 +27879,7 @@
         </w:tc>
         <w:tc>
           <w:tcPr>
-            <w:tcW w:w="3296" w:type="dxa"/>
+            <w:tcW w:w="3130" w:type="dxa"/>
             <w:tcBorders/>
             <w:vAlign w:val="center"/>
           </w:tcPr>
@@ -27889,7 +27909,7 @@
         <w:trPr/>
         <w:tc>
           <w:tcPr>
-            <w:tcW w:w="3663" w:type="dxa"/>
+            <w:tcW w:w="3968" w:type="dxa"/>
             <w:tcBorders/>
             <w:vAlign w:val="center"/>
           </w:tcPr>
@@ -27912,7 +27932,7 @@
         </w:tc>
         <w:tc>
           <w:tcPr>
-            <w:tcW w:w="1177" w:type="dxa"/>
+            <w:tcW w:w="1134" w:type="dxa"/>
             <w:tcBorders/>
             <w:vAlign w:val="center"/>
           </w:tcPr>
@@ -27933,7 +27953,7 @@
         </w:tc>
         <w:tc>
           <w:tcPr>
-            <w:tcW w:w="1157" w:type="dxa"/>
+            <w:tcW w:w="1156" w:type="dxa"/>
             <w:tcBorders/>
             <w:vAlign w:val="center"/>
           </w:tcPr>
@@ -27956,7 +27976,7 @@
         </w:tc>
         <w:tc>
           <w:tcPr>
-            <w:tcW w:w="2210" w:type="dxa"/>
+            <w:tcW w:w="2141" w:type="dxa"/>
             <w:tcBorders/>
             <w:vAlign w:val="center"/>
           </w:tcPr>
@@ -27989,7 +28009,7 @@
         </w:tc>
         <w:tc>
           <w:tcPr>
-            <w:tcW w:w="1268" w:type="dxa"/>
+            <w:tcW w:w="1242" w:type="dxa"/>
             <w:tcBorders/>
             <w:vAlign w:val="center"/>
           </w:tcPr>
@@ -28010,7 +28030,7 @@
         </w:tc>
         <w:tc>
           <w:tcPr>
-            <w:tcW w:w="3296" w:type="dxa"/>
+            <w:tcW w:w="3130" w:type="dxa"/>
             <w:tcBorders/>
             <w:vAlign w:val="center"/>
           </w:tcPr>
@@ -28074,7 +28094,7 @@
         <w:trPr/>
         <w:tc>
           <w:tcPr>
-            <w:tcW w:w="3663" w:type="dxa"/>
+            <w:tcW w:w="3968" w:type="dxa"/>
             <w:tcBorders/>
             <w:vAlign w:val="center"/>
           </w:tcPr>
@@ -28097,7 +28117,7 @@
         </w:tc>
         <w:tc>
           <w:tcPr>
-            <w:tcW w:w="1177" w:type="dxa"/>
+            <w:tcW w:w="1134" w:type="dxa"/>
             <w:tcBorders/>
             <w:vAlign w:val="center"/>
           </w:tcPr>
@@ -28118,7 +28138,7 @@
         </w:tc>
         <w:tc>
           <w:tcPr>
-            <w:tcW w:w="1157" w:type="dxa"/>
+            <w:tcW w:w="1156" w:type="dxa"/>
             <w:tcBorders/>
             <w:vAlign w:val="center"/>
           </w:tcPr>
@@ -28141,7 +28161,7 @@
         </w:tc>
         <w:tc>
           <w:tcPr>
-            <w:tcW w:w="2210" w:type="dxa"/>
+            <w:tcW w:w="2141" w:type="dxa"/>
             <w:tcBorders/>
             <w:vAlign w:val="center"/>
           </w:tcPr>
@@ -28172,7 +28192,7 @@
         </w:tc>
         <w:tc>
           <w:tcPr>
-            <w:tcW w:w="1268" w:type="dxa"/>
+            <w:tcW w:w="1242" w:type="dxa"/>
             <w:tcBorders/>
             <w:vAlign w:val="center"/>
           </w:tcPr>
@@ -28193,7 +28213,7 @@
         </w:tc>
         <w:tc>
           <w:tcPr>
-            <w:tcW w:w="3296" w:type="dxa"/>
+            <w:tcW w:w="3130" w:type="dxa"/>
             <w:tcBorders/>
             <w:vAlign w:val="center"/>
           </w:tcPr>
@@ -28237,7 +28257,7 @@
         <w:trPr/>
         <w:tc>
           <w:tcPr>
-            <w:tcW w:w="3663" w:type="dxa"/>
+            <w:tcW w:w="3968" w:type="dxa"/>
             <w:tcBorders/>
             <w:vAlign w:val="center"/>
           </w:tcPr>
@@ -28260,7 +28280,7 @@
         </w:tc>
         <w:tc>
           <w:tcPr>
-            <w:tcW w:w="1177" w:type="dxa"/>
+            <w:tcW w:w="1134" w:type="dxa"/>
             <w:tcBorders/>
             <w:vAlign w:val="center"/>
           </w:tcPr>
@@ -28281,7 +28301,7 @@
         </w:tc>
         <w:tc>
           <w:tcPr>
-            <w:tcW w:w="1157" w:type="dxa"/>
+            <w:tcW w:w="1156" w:type="dxa"/>
             <w:tcBorders/>
             <w:vAlign w:val="center"/>
           </w:tcPr>
@@ -28304,7 +28324,7 @@
         </w:tc>
         <w:tc>
           <w:tcPr>
-            <w:tcW w:w="2210" w:type="dxa"/>
+            <w:tcW w:w="2141" w:type="dxa"/>
             <w:tcBorders/>
             <w:vAlign w:val="center"/>
           </w:tcPr>
@@ -28335,7 +28355,7 @@
         </w:tc>
         <w:tc>
           <w:tcPr>
-            <w:tcW w:w="1268" w:type="dxa"/>
+            <w:tcW w:w="1242" w:type="dxa"/>
             <w:tcBorders/>
             <w:vAlign w:val="center"/>
           </w:tcPr>
@@ -28356,7 +28376,7 @@
         </w:tc>
         <w:tc>
           <w:tcPr>
-            <w:tcW w:w="3296" w:type="dxa"/>
+            <w:tcW w:w="3130" w:type="dxa"/>
             <w:tcBorders/>
             <w:vAlign w:val="center"/>
           </w:tcPr>
@@ -28382,6 +28402,292 @@
             <w:r>
               <w:rPr/>
               <w:t xml:space="preserve"> waits for the required checks; still pending, or green only after it, stops. Anything but a positive integer reads as 60, with a warning.</w:t>
+            </w:r>
+          </w:p>
+        </w:tc>
+      </w:tr>
+      <w:tr>
+        <w:trPr/>
+        <w:tc>
+          <w:tcPr>
+            <w:tcW w:w="3968" w:type="dxa"/>
+            <w:tcBorders/>
+            <w:vAlign w:val="center"/>
+          </w:tcPr>
+          <w:p>
+            <w:pPr>
+              <w:pStyle w:val="TableContents"/>
+              <w:shd w:fill="2E3440" w:val="clear"/>
+              <w:bidi w:val="0"/>
+              <w:spacing w:before="120" w:after="120"/>
+              <w:jc w:val="left"/>
+              <w:rPr/>
+            </w:pPr>
+            <w:r>
+              <w:rPr>
+                <w:rStyle w:val="SourceText"/>
+              </w:rPr>
+              <w:t>autopilot.maxTicketsPerRun</w:t>
+            </w:r>
+          </w:p>
+        </w:tc>
+        <w:tc>
+          <w:tcPr>
+            <w:tcW w:w="1134" w:type="dxa"/>
+            <w:tcBorders/>
+            <w:vAlign w:val="center"/>
+          </w:tcPr>
+          <w:p>
+            <w:pPr>
+              <w:pStyle w:val="TableContents"/>
+              <w:shd w:fill="2E3440" w:val="clear"/>
+              <w:bidi w:val="0"/>
+              <w:spacing w:before="120" w:after="120"/>
+              <w:jc w:val="left"/>
+              <w:rPr/>
+            </w:pPr>
+            <w:r>
+              <w:rPr/>
+              <w:t>repo</w:t>
+            </w:r>
+          </w:p>
+        </w:tc>
+        <w:tc>
+          <w:tcPr>
+            <w:tcW w:w="1156" w:type="dxa"/>
+            <w:tcBorders/>
+            <w:vAlign w:val="center"/>
+          </w:tcPr>
+          <w:p>
+            <w:pPr>
+              <w:pStyle w:val="TableContents"/>
+              <w:shd w:fill="2E3440" w:val="clear"/>
+              <w:bidi w:val="0"/>
+              <w:spacing w:before="120" w:after="120"/>
+              <w:jc w:val="left"/>
+              <w:rPr/>
+            </w:pPr>
+            <w:r>
+              <w:rPr>
+                <w:rStyle w:val="SourceText"/>
+              </w:rPr>
+              <w:t>3</w:t>
+            </w:r>
+          </w:p>
+        </w:tc>
+        <w:tc>
+          <w:tcPr>
+            <w:tcW w:w="2141" w:type="dxa"/>
+            <w:tcBorders/>
+            <w:vAlign w:val="center"/>
+          </w:tcPr>
+          <w:p>
+            <w:pPr>
+              <w:pStyle w:val="TableContents"/>
+              <w:shd w:fill="2E3440" w:val="clear"/>
+              <w:bidi w:val="0"/>
+              <w:spacing w:before="120" w:after="120"/>
+              <w:jc w:val="left"/>
+              <w:rPr/>
+            </w:pPr>
+            <w:r>
+              <w:rPr/>
+              <w:t xml:space="preserve">positive integer (checked in </w:t>
+            </w:r>
+            <w:r>
+              <w:rPr>
+                <w:rStyle w:val="SourceText"/>
+              </w:rPr>
+              <w:t>plugin/crew/hooks/scripts/crew_autopilot_backlog.py</w:t>
+            </w:r>
+            <w:r>
+              <w:rPr/>
+              <w:t>)</w:t>
+            </w:r>
+          </w:p>
+        </w:tc>
+        <w:tc>
+          <w:tcPr>
+            <w:tcW w:w="1242" w:type="dxa"/>
+            <w:tcBorders/>
+            <w:vAlign w:val="center"/>
+          </w:tcPr>
+          <w:p>
+            <w:pPr>
+              <w:pStyle w:val="TableContents"/>
+              <w:shd w:fill="2E3440" w:val="clear"/>
+              <w:bidi w:val="0"/>
+              <w:spacing w:before="120" w:after="120"/>
+              <w:jc w:val="left"/>
+              <w:rPr/>
+            </w:pPr>
+            <w:r>
+              <w:rPr/>
+              <w:t>1.1.23</w:t>
+            </w:r>
+          </w:p>
+        </w:tc>
+        <w:tc>
+          <w:tcPr>
+            <w:tcW w:w="3130" w:type="dxa"/>
+            <w:tcBorders/>
+            <w:vAlign w:val="center"/>
+          </w:tcPr>
+          <w:p>
+            <w:pPr>
+              <w:pStyle w:val="TableContents"/>
+              <w:shd w:fill="2E3440" w:val="clear"/>
+              <w:bidi w:val="0"/>
+              <w:spacing w:before="120" w:after="120"/>
+              <w:jc w:val="left"/>
+              <w:rPr/>
+            </w:pPr>
+            <w:r>
+              <w:rPr/>
+              <w:t>Tickets one goal run (one session) may start; the next one stops the run. Anything but a positive integer reads as 3, with a warning.</w:t>
+            </w:r>
+          </w:p>
+        </w:tc>
+      </w:tr>
+      <w:tr>
+        <w:trPr/>
+        <w:tc>
+          <w:tcPr>
+            <w:tcW w:w="3968" w:type="dxa"/>
+            <w:tcBorders/>
+            <w:vAlign w:val="center"/>
+          </w:tcPr>
+          <w:p>
+            <w:pPr>
+              <w:pStyle w:val="TableContents"/>
+              <w:shd w:fill="2E3440" w:val="clear"/>
+              <w:bidi w:val="0"/>
+              <w:spacing w:before="120" w:after="120"/>
+              <w:jc w:val="left"/>
+              <w:rPr/>
+            </w:pPr>
+            <w:r>
+              <w:rPr>
+                <w:rStyle w:val="SourceText"/>
+              </w:rPr>
+              <w:t>autopilot.maxTokensPerSession</w:t>
+            </w:r>
+          </w:p>
+        </w:tc>
+        <w:tc>
+          <w:tcPr>
+            <w:tcW w:w="1134" w:type="dxa"/>
+            <w:tcBorders/>
+            <w:vAlign w:val="center"/>
+          </w:tcPr>
+          <w:p>
+            <w:pPr>
+              <w:pStyle w:val="TableContents"/>
+              <w:shd w:fill="2E3440" w:val="clear"/>
+              <w:bidi w:val="0"/>
+              <w:spacing w:before="120" w:after="120"/>
+              <w:jc w:val="left"/>
+              <w:rPr/>
+            </w:pPr>
+            <w:r>
+              <w:rPr/>
+              <w:t>repo</w:t>
+            </w:r>
+          </w:p>
+        </w:tc>
+        <w:tc>
+          <w:tcPr>
+            <w:tcW w:w="1156" w:type="dxa"/>
+            <w:tcBorders/>
+            <w:vAlign w:val="center"/>
+          </w:tcPr>
+          <w:p>
+            <w:pPr>
+              <w:pStyle w:val="TableContents"/>
+              <w:shd w:fill="2E3440" w:val="clear"/>
+              <w:bidi w:val="0"/>
+              <w:spacing w:before="120" w:after="120"/>
+              <w:jc w:val="left"/>
+              <w:rPr/>
+            </w:pPr>
+            <w:r>
+              <w:rPr>
+                <w:rStyle w:val="SourceText"/>
+              </w:rPr>
+              <w:t>2000000</w:t>
+            </w:r>
+          </w:p>
+        </w:tc>
+        <w:tc>
+          <w:tcPr>
+            <w:tcW w:w="2141" w:type="dxa"/>
+            <w:tcBorders/>
+            <w:vAlign w:val="center"/>
+          </w:tcPr>
+          <w:p>
+            <w:pPr>
+              <w:pStyle w:val="TableContents"/>
+              <w:shd w:fill="2E3440" w:val="clear"/>
+              <w:bidi w:val="0"/>
+              <w:spacing w:before="120" w:after="120"/>
+              <w:jc w:val="left"/>
+              <w:rPr/>
+            </w:pPr>
+            <w:r>
+              <w:rPr/>
+              <w:t xml:space="preserve">positive integer (checked in </w:t>
+            </w:r>
+            <w:r>
+              <w:rPr>
+                <w:rStyle w:val="SourceText"/>
+              </w:rPr>
+              <w:t>plugin/crew/hooks/scripts/crew_autopilot_backlog.py</w:t>
+            </w:r>
+            <w:r>
+              <w:rPr/>
+              <w:t>)</w:t>
+            </w:r>
+          </w:p>
+        </w:tc>
+        <w:tc>
+          <w:tcPr>
+            <w:tcW w:w="1242" w:type="dxa"/>
+            <w:tcBorders/>
+            <w:vAlign w:val="center"/>
+          </w:tcPr>
+          <w:p>
+            <w:pPr>
+              <w:pStyle w:val="TableContents"/>
+              <w:shd w:fill="2E3440" w:val="clear"/>
+              <w:bidi w:val="0"/>
+              <w:spacing w:before="120" w:after="120"/>
+              <w:jc w:val="left"/>
+              <w:rPr/>
+            </w:pPr>
+            <w:r>
+              <w:rPr/>
+              <w:t>1.1.23</w:t>
+            </w:r>
+          </w:p>
+        </w:tc>
+        <w:tc>
+          <w:tcPr>
+            <w:tcW w:w="3130" w:type="dxa"/>
+            <w:tcBorders/>
+            <w:vAlign w:val="center"/>
+          </w:tcPr>
+          <w:p>
+            <w:pPr>
+              <w:pStyle w:val="TableContents"/>
+              <w:shd w:fill="2E3440" w:val="clear"/>
+              <w:bidi w:val="0"/>
+              <w:spacing w:before="120" w:after="120"/>
+              <w:jc w:val="left"/>
+              <w:rPr/>
+            </w:pPr>
+            <w:r>
+              <w:rPr/>
+              <w:t>Input plus output tokens one goal session may spend before the run stops; a transcript that cannot be read stops too. Anything but a positive integer reads as 2000000, with a warning.</w:t>
             </w:r>
           </w:p>
         </w:tc>
@@ -29063,14 +29369,832 @@
     </w:tbl>
     <w:p>
       <w:pPr>
+        <w:pStyle w:val="Heading3"/>
+        <w:bidi w:val="0"/>
+        <w:ind w:hanging="0" w:left="0" w:right="0"/>
+        <w:jc w:val="left"/>
+        <w:rPr/>
+      </w:pPr>
+      <w:bookmarkStart w:id="38" w:name="unattendedcloud"/>
+      <w:bookmarkEnd w:id="38"/>
+      <w:r>
+        <w:rPr>
+          <w:rStyle w:val="SourceText"/>
+        </w:rPr>
+        <w:t>unattendedCloud</w:t>
+      </w:r>
+    </w:p>
+    <w:tbl>
+      <w:tblPr>
+        <w:tblW w:w="12771" w:type="dxa"/>
+        <w:jc w:val="left"/>
+        <w:tblInd w:w="0" w:type="dxa"/>
+        <w:tblLayout w:type="fixed"/>
+        <w:tblCellMar>
+          <w:top w:w="28" w:type="dxa"/>
+          <w:left w:w="28" w:type="dxa"/>
+          <w:bottom w:w="28" w:type="dxa"/>
+          <w:right w:w="28" w:type="dxa"/>
+        </w:tblCellMar>
+      </w:tblPr>
+      <w:tblGrid>
+        <w:gridCol w:w="4583"/>
+        <w:gridCol w:w="1745"/>
+        <w:gridCol w:w="1156"/>
+        <w:gridCol w:w="1751"/>
+        <w:gridCol w:w="905"/>
+        <w:gridCol w:w="2631"/>
+      </w:tblGrid>
+      <w:tr>
+        <w:trPr>
+          <w:tblHeader w:val="true"/>
+        </w:trPr>
+        <w:tc>
+          <w:tcPr>
+            <w:tcW w:w="4583" w:type="dxa"/>
+            <w:tcBorders/>
+            <w:vAlign w:val="center"/>
+          </w:tcPr>
+          <w:p>
+            <w:pPr>
+              <w:pStyle w:val="TableHeading"/>
+              <w:suppressLineNumbers/>
+              <w:shd w:fill="434C5E" w:val="clear"/>
+              <w:bidi w:val="0"/>
+              <w:spacing w:before="120" w:after="120"/>
+              <w:jc w:val="left"/>
+              <w:rPr/>
+            </w:pPr>
+            <w:r>
+              <w:rPr/>
+              <w:t>Setting</w:t>
+            </w:r>
+          </w:p>
+        </w:tc>
+        <w:tc>
+          <w:tcPr>
+            <w:tcW w:w="1745" w:type="dxa"/>
+            <w:tcBorders/>
+            <w:vAlign w:val="center"/>
+          </w:tcPr>
+          <w:p>
+            <w:pPr>
+              <w:pStyle w:val="TableHeading"/>
+              <w:suppressLineNumbers/>
+              <w:shd w:fill="434C5E" w:val="clear"/>
+              <w:bidi w:val="0"/>
+              <w:spacing w:before="120" w:after="120"/>
+              <w:jc w:val="left"/>
+              <w:rPr/>
+            </w:pPr>
+            <w:r>
+              <w:rPr/>
+              <w:t>Layer</w:t>
+            </w:r>
+          </w:p>
+        </w:tc>
+        <w:tc>
+          <w:tcPr>
+            <w:tcW w:w="1156" w:type="dxa"/>
+            <w:tcBorders/>
+            <w:vAlign w:val="center"/>
+          </w:tcPr>
+          <w:p>
+            <w:pPr>
+              <w:pStyle w:val="TableHeading"/>
+              <w:suppressLineNumbers/>
+              <w:shd w:fill="434C5E" w:val="clear"/>
+              <w:bidi w:val="0"/>
+              <w:spacing w:before="120" w:after="120"/>
+              <w:jc w:val="left"/>
+              <w:rPr/>
+            </w:pPr>
+            <w:r>
+              <w:rPr/>
+              <w:t>Default</w:t>
+            </w:r>
+          </w:p>
+        </w:tc>
+        <w:tc>
+          <w:tcPr>
+            <w:tcW w:w="1751" w:type="dxa"/>
+            <w:tcBorders/>
+            <w:vAlign w:val="center"/>
+          </w:tcPr>
+          <w:p>
+            <w:pPr>
+              <w:pStyle w:val="TableHeading"/>
+              <w:suppressLineNumbers/>
+              <w:shd w:fill="434C5E" w:val="clear"/>
+              <w:bidi w:val="0"/>
+              <w:spacing w:before="120" w:after="120"/>
+              <w:jc w:val="left"/>
+              <w:rPr/>
+            </w:pPr>
+            <w:r>
+              <w:rPr/>
+              <w:t>Values</w:t>
+            </w:r>
+          </w:p>
+        </w:tc>
+        <w:tc>
+          <w:tcPr>
+            <w:tcW w:w="905" w:type="dxa"/>
+            <w:tcBorders/>
+            <w:vAlign w:val="center"/>
+          </w:tcPr>
+          <w:p>
+            <w:pPr>
+              <w:pStyle w:val="TableHeading"/>
+              <w:suppressLineNumbers/>
+              <w:shd w:fill="434C5E" w:val="clear"/>
+              <w:bidi w:val="0"/>
+              <w:spacing w:before="120" w:after="120"/>
+              <w:jc w:val="left"/>
+              <w:rPr/>
+            </w:pPr>
+            <w:r>
+              <w:rPr/>
+              <w:t>Since</w:t>
+            </w:r>
+          </w:p>
+        </w:tc>
+        <w:tc>
+          <w:tcPr>
+            <w:tcW w:w="2631" w:type="dxa"/>
+            <w:tcBorders/>
+            <w:vAlign w:val="center"/>
+          </w:tcPr>
+          <w:p>
+            <w:pPr>
+              <w:pStyle w:val="TableHeading"/>
+              <w:suppressLineNumbers/>
+              <w:shd w:fill="434C5E" w:val="clear"/>
+              <w:bidi w:val="0"/>
+              <w:spacing w:before="120" w:after="120"/>
+              <w:jc w:val="left"/>
+              <w:rPr/>
+            </w:pPr>
+            <w:r>
+              <w:rPr/>
+              <w:t>Summary</w:t>
+            </w:r>
+          </w:p>
+        </w:tc>
+      </w:tr>
+      <w:tr>
+        <w:trPr/>
+        <w:tc>
+          <w:tcPr>
+            <w:tcW w:w="4583" w:type="dxa"/>
+            <w:tcBorders/>
+            <w:vAlign w:val="center"/>
+          </w:tcPr>
+          <w:p>
+            <w:pPr>
+              <w:pStyle w:val="TableContents"/>
+              <w:shd w:fill="2E3440" w:val="clear"/>
+              <w:bidi w:val="0"/>
+              <w:spacing w:before="120" w:after="120"/>
+              <w:jc w:val="left"/>
+              <w:rPr/>
+            </w:pPr>
+            <w:r>
+              <w:rPr>
+                <w:rStyle w:val="SourceText"/>
+              </w:rPr>
+              <w:t>unattendedCloud.aws.readOnly.profile</w:t>
+            </w:r>
+          </w:p>
+        </w:tc>
+        <w:tc>
+          <w:tcPr>
+            <w:tcW w:w="1745" w:type="dxa"/>
+            <w:tcBorders/>
+            <w:vAlign w:val="center"/>
+          </w:tcPr>
+          <w:p>
+            <w:pPr>
+              <w:pStyle w:val="TableContents"/>
+              <w:shd w:fill="2E3440" w:val="clear"/>
+              <w:bidi w:val="0"/>
+              <w:spacing w:before="120" w:after="120"/>
+              <w:jc w:val="left"/>
+              <w:rPr/>
+            </w:pPr>
+            <w:r>
+              <w:rPr/>
+              <w:t>machine-only</w:t>
+            </w:r>
+          </w:p>
+        </w:tc>
+        <w:tc>
+          <w:tcPr>
+            <w:tcW w:w="1156" w:type="dxa"/>
+            <w:tcBorders/>
+            <w:vAlign w:val="center"/>
+          </w:tcPr>
+          <w:p>
+            <w:pPr>
+              <w:pStyle w:val="TableContents"/>
+              <w:shd w:fill="2E3440" w:val="clear"/>
+              <w:bidi w:val="0"/>
+              <w:spacing w:before="120" w:after="120"/>
+              <w:jc w:val="left"/>
+              <w:rPr/>
+            </w:pPr>
+            <w:r>
+              <w:rPr>
+                <w:rStyle w:val="SourceText"/>
+              </w:rPr>
+              <w:t>null</w:t>
+            </w:r>
+          </w:p>
+        </w:tc>
+        <w:tc>
+          <w:tcPr>
+            <w:tcW w:w="1751" w:type="dxa"/>
+            <w:tcBorders/>
+            <w:vAlign w:val="center"/>
+          </w:tcPr>
+          <w:p>
+            <w:pPr>
+              <w:pStyle w:val="TableContents"/>
+              <w:shd w:fill="2E3440" w:val="clear"/>
+              <w:bidi w:val="0"/>
+              <w:spacing w:before="120" w:after="120"/>
+              <w:jc w:val="left"/>
+              <w:rPr/>
+            </w:pPr>
+            <w:r>
+              <w:rPr/>
+              <w:t xml:space="preserve">profile name, or null (coerced in </w:t>
+            </w:r>
+            <w:r>
+              <w:rPr>
+                <w:rStyle w:val="SourceText"/>
+              </w:rPr>
+              <w:t>plugin/crew/hooks/scripts/crew_unattended.py</w:t>
+            </w:r>
+            <w:r>
+              <w:rPr/>
+              <w:t>)</w:t>
+            </w:r>
+          </w:p>
+        </w:tc>
+        <w:tc>
+          <w:tcPr>
+            <w:tcW w:w="905" w:type="dxa"/>
+            <w:tcBorders/>
+            <w:vAlign w:val="center"/>
+          </w:tcPr>
+          <w:p>
+            <w:pPr>
+              <w:pStyle w:val="TableContents"/>
+              <w:shd w:fill="2E3440" w:val="clear"/>
+              <w:bidi w:val="0"/>
+              <w:spacing w:before="120" w:after="120"/>
+              <w:jc w:val="left"/>
+              <w:rPr/>
+            </w:pPr>
+            <w:r>
+              <w:rPr/>
+              <w:t>1.1.2</w:t>
+            </w:r>
+          </w:p>
+        </w:tc>
+        <w:tc>
+          <w:tcPr>
+            <w:tcW w:w="2631" w:type="dxa"/>
+            <w:tcBorders/>
+            <w:vAlign w:val="center"/>
+          </w:tcPr>
+          <w:p>
+            <w:pPr>
+              <w:pStyle w:val="TableContents"/>
+              <w:shd w:fill="2E3440" w:val="clear"/>
+              <w:bidi w:val="0"/>
+              <w:spacing w:before="120" w:after="120"/>
+              <w:jc w:val="left"/>
+              <w:rPr/>
+            </w:pPr>
+            <w:r>
+              <w:rPr/>
+              <w:t>The AWS profile an unattended run exports credentials from (</w:t>
+            </w:r>
+            <w:r>
+              <w:rPr>
+                <w:rStyle w:val="SourceText"/>
+              </w:rPr>
+              <w:t>aws configure export-credentials</w:t>
+            </w:r>
+            <w:r>
+              <w:rPr/>
+              <w:t>); it must yield temporary credentials. Machine file only.</w:t>
+            </w:r>
+          </w:p>
+        </w:tc>
+      </w:tr>
+      <w:tr>
+        <w:trPr/>
+        <w:tc>
+          <w:tcPr>
+            <w:tcW w:w="4583" w:type="dxa"/>
+            <w:tcBorders/>
+            <w:vAlign w:val="center"/>
+          </w:tcPr>
+          <w:p>
+            <w:pPr>
+              <w:pStyle w:val="TableContents"/>
+              <w:shd w:fill="2E3440" w:val="clear"/>
+              <w:bidi w:val="0"/>
+              <w:spacing w:before="120" w:after="120"/>
+              <w:jc w:val="left"/>
+              <w:rPr/>
+            </w:pPr>
+            <w:r>
+              <w:rPr>
+                <w:rStyle w:val="SourceText"/>
+              </w:rPr>
+              <w:t>unattendedCloud.aws.readOnly.identity</w:t>
+            </w:r>
+          </w:p>
+        </w:tc>
+        <w:tc>
+          <w:tcPr>
+            <w:tcW w:w="1745" w:type="dxa"/>
+            <w:tcBorders/>
+            <w:vAlign w:val="center"/>
+          </w:tcPr>
+          <w:p>
+            <w:pPr>
+              <w:pStyle w:val="TableContents"/>
+              <w:shd w:fill="2E3440" w:val="clear"/>
+              <w:bidi w:val="0"/>
+              <w:spacing w:before="120" w:after="120"/>
+              <w:jc w:val="left"/>
+              <w:rPr/>
+            </w:pPr>
+            <w:r>
+              <w:rPr/>
+              <w:t>machine-only</w:t>
+            </w:r>
+          </w:p>
+        </w:tc>
+        <w:tc>
+          <w:tcPr>
+            <w:tcW w:w="1156" w:type="dxa"/>
+            <w:tcBorders/>
+            <w:vAlign w:val="center"/>
+          </w:tcPr>
+          <w:p>
+            <w:pPr>
+              <w:pStyle w:val="TableContents"/>
+              <w:shd w:fill="2E3440" w:val="clear"/>
+              <w:bidi w:val="0"/>
+              <w:spacing w:before="120" w:after="120"/>
+              <w:jc w:val="left"/>
+              <w:rPr/>
+            </w:pPr>
+            <w:r>
+              <w:rPr>
+                <w:rStyle w:val="SourceText"/>
+              </w:rPr>
+              <w:t>null</w:t>
+            </w:r>
+          </w:p>
+        </w:tc>
+        <w:tc>
+          <w:tcPr>
+            <w:tcW w:w="1751" w:type="dxa"/>
+            <w:tcBorders/>
+            <w:vAlign w:val="center"/>
+          </w:tcPr>
+          <w:p>
+            <w:pPr>
+              <w:pStyle w:val="TableContents"/>
+              <w:shd w:fill="2E3440" w:val="clear"/>
+              <w:bidi w:val="0"/>
+              <w:spacing w:before="120" w:after="120"/>
+              <w:jc w:val="left"/>
+              <w:rPr/>
+            </w:pPr>
+            <w:r>
+              <w:rPr/>
+              <w:t xml:space="preserve">ARN prefix ending in </w:t>
+            </w:r>
+            <w:r>
+              <w:rPr>
+                <w:rStyle w:val="SourceText"/>
+              </w:rPr>
+              <w:t>/</w:t>
+            </w:r>
+            <w:r>
+              <w:rPr/>
+              <w:t xml:space="preserve">, or null (coerced in </w:t>
+            </w:r>
+            <w:r>
+              <w:rPr>
+                <w:rStyle w:val="SourceText"/>
+              </w:rPr>
+              <w:t>plugin/crew/hooks/scripts/crew_unattended.py</w:t>
+            </w:r>
+            <w:r>
+              <w:rPr/>
+              <w:t>)</w:t>
+            </w:r>
+          </w:p>
+        </w:tc>
+        <w:tc>
+          <w:tcPr>
+            <w:tcW w:w="905" w:type="dxa"/>
+            <w:tcBorders/>
+            <w:vAlign w:val="center"/>
+          </w:tcPr>
+          <w:p>
+            <w:pPr>
+              <w:pStyle w:val="TableContents"/>
+              <w:shd w:fill="2E3440" w:val="clear"/>
+              <w:bidi w:val="0"/>
+              <w:spacing w:before="120" w:after="120"/>
+              <w:jc w:val="left"/>
+              <w:rPr/>
+            </w:pPr>
+            <w:r>
+              <w:rPr/>
+              <w:t>1.1.2</w:t>
+            </w:r>
+          </w:p>
+        </w:tc>
+        <w:tc>
+          <w:tcPr>
+            <w:tcW w:w="2631" w:type="dxa"/>
+            <w:tcBorders/>
+            <w:vAlign w:val="center"/>
+          </w:tcPr>
+          <w:p>
+            <w:pPr>
+              <w:pStyle w:val="TableContents"/>
+              <w:shd w:fill="2E3440" w:val="clear"/>
+              <w:bidi w:val="0"/>
+              <w:spacing w:before="120" w:after="120"/>
+              <w:jc w:val="left"/>
+              <w:rPr/>
+            </w:pPr>
+            <w:r>
+              <w:rPr/>
+              <w:t xml:space="preserve">The assumed-role ARN prefix STS must report for that profile, ending in </w:t>
+            </w:r>
+            <w:r>
+              <w:rPr>
+                <w:rStyle w:val="SourceText"/>
+              </w:rPr>
+              <w:t>/</w:t>
+            </w:r>
+            <w:r>
+              <w:rPr/>
+              <w:t>; null refuses every launch. Machine file only.</w:t>
+            </w:r>
+          </w:p>
+        </w:tc>
+      </w:tr>
+      <w:tr>
+        <w:trPr/>
+        <w:tc>
+          <w:tcPr>
+            <w:tcW w:w="4583" w:type="dxa"/>
+            <w:tcBorders/>
+            <w:vAlign w:val="center"/>
+          </w:tcPr>
+          <w:p>
+            <w:pPr>
+              <w:pStyle w:val="TableContents"/>
+              <w:shd w:fill="2E3440" w:val="clear"/>
+              <w:bidi w:val="0"/>
+              <w:spacing w:before="120" w:after="120"/>
+              <w:jc w:val="left"/>
+              <w:rPr/>
+            </w:pPr>
+            <w:r>
+              <w:rPr>
+                <w:rStyle w:val="SourceText"/>
+              </w:rPr>
+              <w:t>unattendedCloud.aws.readOnly.region</w:t>
+            </w:r>
+          </w:p>
+        </w:tc>
+        <w:tc>
+          <w:tcPr>
+            <w:tcW w:w="1745" w:type="dxa"/>
+            <w:tcBorders/>
+            <w:vAlign w:val="center"/>
+          </w:tcPr>
+          <w:p>
+            <w:pPr>
+              <w:pStyle w:val="TableContents"/>
+              <w:shd w:fill="2E3440" w:val="clear"/>
+              <w:bidi w:val="0"/>
+              <w:spacing w:before="120" w:after="120"/>
+              <w:jc w:val="left"/>
+              <w:rPr/>
+            </w:pPr>
+            <w:r>
+              <w:rPr/>
+              <w:t>machine-only</w:t>
+            </w:r>
+          </w:p>
+        </w:tc>
+        <w:tc>
+          <w:tcPr>
+            <w:tcW w:w="1156" w:type="dxa"/>
+            <w:tcBorders/>
+            <w:vAlign w:val="center"/>
+          </w:tcPr>
+          <w:p>
+            <w:pPr>
+              <w:pStyle w:val="TableContents"/>
+              <w:shd w:fill="2E3440" w:val="clear"/>
+              <w:bidi w:val="0"/>
+              <w:spacing w:before="120" w:after="120"/>
+              <w:jc w:val="left"/>
+              <w:rPr/>
+            </w:pPr>
+            <w:r>
+              <w:rPr>
+                <w:rStyle w:val="SourceText"/>
+              </w:rPr>
+              <w:t>null</w:t>
+            </w:r>
+          </w:p>
+        </w:tc>
+        <w:tc>
+          <w:tcPr>
+            <w:tcW w:w="1751" w:type="dxa"/>
+            <w:tcBorders/>
+            <w:vAlign w:val="center"/>
+          </w:tcPr>
+          <w:p>
+            <w:pPr>
+              <w:pStyle w:val="TableContents"/>
+              <w:shd w:fill="2E3440" w:val="clear"/>
+              <w:bidi w:val="0"/>
+              <w:spacing w:before="120" w:after="120"/>
+              <w:jc w:val="left"/>
+              <w:rPr/>
+            </w:pPr>
+            <w:r>
+              <w:rPr/>
+              <w:t xml:space="preserve">region, or null (coerced in </w:t>
+            </w:r>
+            <w:r>
+              <w:rPr>
+                <w:rStyle w:val="SourceText"/>
+              </w:rPr>
+              <w:t>plugin/crew/hooks/scripts/crew_unattended.py</w:t>
+            </w:r>
+            <w:r>
+              <w:rPr/>
+              <w:t>)</w:t>
+            </w:r>
+          </w:p>
+        </w:tc>
+        <w:tc>
+          <w:tcPr>
+            <w:tcW w:w="905" w:type="dxa"/>
+            <w:tcBorders/>
+            <w:vAlign w:val="center"/>
+          </w:tcPr>
+          <w:p>
+            <w:pPr>
+              <w:pStyle w:val="TableContents"/>
+              <w:shd w:fill="2E3440" w:val="clear"/>
+              <w:bidi w:val="0"/>
+              <w:spacing w:before="120" w:after="120"/>
+              <w:jc w:val="left"/>
+              <w:rPr/>
+            </w:pPr>
+            <w:r>
+              <w:rPr/>
+              <w:t>1.1.2</w:t>
+            </w:r>
+          </w:p>
+        </w:tc>
+        <w:tc>
+          <w:tcPr>
+            <w:tcW w:w="2631" w:type="dxa"/>
+            <w:tcBorders/>
+            <w:vAlign w:val="center"/>
+          </w:tcPr>
+          <w:p>
+            <w:pPr>
+              <w:pStyle w:val="TableContents"/>
+              <w:shd w:fill="2E3440" w:val="clear"/>
+              <w:bidi w:val="0"/>
+              <w:spacing w:before="120" w:after="120"/>
+              <w:jc w:val="left"/>
+              <w:rPr/>
+            </w:pPr>
+            <w:r>
+              <w:rPr/>
+              <w:t xml:space="preserve">The AWS region the unattended run gets; null is </w:t>
+            </w:r>
+            <w:r>
+              <w:rPr>
+                <w:rStyle w:val="SourceText"/>
+              </w:rPr>
+              <w:t>us-east-1</w:t>
+            </w:r>
+            <w:r>
+              <w:rPr/>
+              <w:t>. Machine file only.</w:t>
+            </w:r>
+          </w:p>
+        </w:tc>
+      </w:tr>
+      <w:tr>
+        <w:trPr/>
+        <w:tc>
+          <w:tcPr>
+            <w:tcW w:w="4583" w:type="dxa"/>
+            <w:tcBorders/>
+            <w:vAlign w:val="center"/>
+          </w:tcPr>
+          <w:p>
+            <w:pPr>
+              <w:pStyle w:val="TableContents"/>
+              <w:shd w:fill="2E3440" w:val="clear"/>
+              <w:bidi w:val="0"/>
+              <w:spacing w:before="120" w:after="120"/>
+              <w:jc w:val="left"/>
+              <w:rPr/>
+            </w:pPr>
+            <w:r>
+              <w:rPr>
+                <w:rStyle w:val="SourceText"/>
+              </w:rPr>
+              <w:t>unattendedCloud.aws.nonProd</w:t>
+            </w:r>
+          </w:p>
+        </w:tc>
+        <w:tc>
+          <w:tcPr>
+            <w:tcW w:w="1745" w:type="dxa"/>
+            <w:tcBorders/>
+            <w:vAlign w:val="center"/>
+          </w:tcPr>
+          <w:p>
+            <w:pPr>
+              <w:pStyle w:val="TableContents"/>
+              <w:shd w:fill="2E3440" w:val="clear"/>
+              <w:bidi w:val="0"/>
+              <w:spacing w:before="120" w:after="120"/>
+              <w:jc w:val="left"/>
+              <w:rPr/>
+            </w:pPr>
+            <w:r>
+              <w:rPr/>
+              <w:t>machine-only</w:t>
+            </w:r>
+          </w:p>
+        </w:tc>
+        <w:tc>
+          <w:tcPr>
+            <w:tcW w:w="1156" w:type="dxa"/>
+            <w:tcBorders/>
+            <w:vAlign w:val="center"/>
+          </w:tcPr>
+          <w:p>
+            <w:pPr>
+              <w:pStyle w:val="TableContents"/>
+              <w:shd w:fill="2E3440" w:val="clear"/>
+              <w:bidi w:val="0"/>
+              <w:spacing w:before="120" w:after="120"/>
+              <w:jc w:val="left"/>
+              <w:rPr/>
+            </w:pPr>
+            <w:r>
+              <w:rPr>
+                <w:rStyle w:val="SourceText"/>
+              </w:rPr>
+              <w:t>{}</w:t>
+            </w:r>
+          </w:p>
+        </w:tc>
+        <w:tc>
+          <w:tcPr>
+            <w:tcW w:w="1751" w:type="dxa"/>
+            <w:tcBorders/>
+            <w:vAlign w:val="center"/>
+          </w:tcPr>
+          <w:p>
+            <w:pPr>
+              <w:pStyle w:val="TableContents"/>
+              <w:shd w:fill="2E3440" w:val="clear"/>
+              <w:bidi w:val="0"/>
+              <w:spacing w:before="120" w:after="120"/>
+              <w:jc w:val="left"/>
+              <w:rPr/>
+            </w:pPr>
+            <w:r>
+              <w:rPr/>
+              <w:t xml:space="preserve">None (checked in </w:t>
+            </w:r>
+            <w:r>
+              <w:rPr>
+                <w:rStyle w:val="SourceText"/>
+              </w:rPr>
+              <w:t>plugin/crew/hooks/scripts/crew_unattended.py</w:t>
+            </w:r>
+            <w:r>
+              <w:rPr/>
+              <w:t>)</w:t>
+            </w:r>
+          </w:p>
+        </w:tc>
+        <w:tc>
+          <w:tcPr>
+            <w:tcW w:w="905" w:type="dxa"/>
+            <w:tcBorders/>
+            <w:vAlign w:val="center"/>
+          </w:tcPr>
+          <w:p>
+            <w:pPr>
+              <w:pStyle w:val="TableContents"/>
+              <w:shd w:fill="2E3440" w:val="clear"/>
+              <w:bidi w:val="0"/>
+              <w:spacing w:before="120" w:after="120"/>
+              <w:jc w:val="left"/>
+              <w:rPr/>
+            </w:pPr>
+            <w:r>
+              <w:rPr/>
+              <w:t>1.1.2</w:t>
+            </w:r>
+          </w:p>
+        </w:tc>
+        <w:tc>
+          <w:tcPr>
+            <w:tcW w:w="2631" w:type="dxa"/>
+            <w:tcBorders/>
+            <w:vAlign w:val="center"/>
+          </w:tcPr>
+          <w:p>
+            <w:pPr>
+              <w:pStyle w:val="TableContents"/>
+              <w:shd w:fill="2E3440" w:val="clear"/>
+              <w:bidi w:val="0"/>
+              <w:spacing w:before="120" w:after="120"/>
+              <w:jc w:val="left"/>
+              <w:rPr/>
+            </w:pPr>
+            <w:r>
+              <w:rPr/>
+              <w:t xml:space="preserve">Environment name -&gt; </w:t>
+            </w:r>
+            <w:r>
+              <w:rPr>
+                <w:rStyle w:val="SourceText"/>
+              </w:rPr>
+              <w:t>{profile, identity, region}</w:t>
+            </w:r>
+            <w:r>
+              <w:rPr/>
+              <w:t xml:space="preserve"> for </w:t>
+            </w:r>
+            <w:r>
+              <w:rPr>
+                <w:rStyle w:val="SourceText"/>
+              </w:rPr>
+              <w:t>launch --environment NAME</w:t>
+            </w:r>
+            <w:r>
+              <w:rPr/>
+              <w:t xml:space="preserve">; usable only where the repo's </w:t>
+            </w:r>
+            <w:r>
+              <w:rPr>
+                <w:rStyle w:val="SourceText"/>
+              </w:rPr>
+              <w:t>environments.nonProd</w:t>
+            </w:r>
+            <w:r>
+              <w:rPr/>
+              <w:t xml:space="preserve"> agrees. Machine file only.</w:t>
+            </w:r>
+          </w:p>
+        </w:tc>
+      </w:tr>
+    </w:tbl>
+    <w:p>
+      <w:pPr>
         <w:pStyle w:val="Heading2"/>
         <w:bidi w:val="0"/>
         <w:ind w:hanging="0" w:left="0" w:right="0"/>
         <w:jc w:val="left"/>
         <w:rPr/>
       </w:pPr>
-      <w:bookmarkStart w:id="38" w:name="coming-not-in-code-yet"/>
-      <w:bookmarkEnd w:id="38"/>
+      <w:bookmarkStart w:id="39" w:name="coming-not-in-code-yet"/>
+      <w:bookmarkEnd w:id="39"/>
       <w:r>
         <w:rPr/>
         <w:t>Coming (Not in Code Yet)</w:t>
@@ -29106,8 +30230,8 @@
         <w:jc w:val="left"/>
         <w:rPr/>
       </w:pPr>
-      <w:bookmarkStart w:id="39" w:name="t-0009"/>
-      <w:bookmarkEnd w:id="39"/>
+      <w:bookmarkStart w:id="40" w:name="t-0009"/>
+      <w:bookmarkEnd w:id="40"/>
       <w:r>
         <w:rPr/>
         <w:t>T-0009</w:t>
@@ -29537,613 +30661,6 @@
             <w:r>
               <w:rPr/>
               <w:t>Deploy workflows per environment.</w:t>
-            </w:r>
-          </w:p>
-        </w:tc>
-      </w:tr>
-    </w:tbl>
-    <w:p>
-      <w:pPr>
-        <w:pStyle w:val="Heading3"/>
-        <w:bidi w:val="0"/>
-        <w:ind w:hanging="0" w:left="0" w:right="0"/>
-        <w:jc w:val="left"/>
-        <w:rPr/>
-      </w:pPr>
-      <w:bookmarkStart w:id="40" w:name="t-0012"/>
-      <w:bookmarkEnd w:id="40"/>
-      <w:r>
-        <w:rPr/>
-        <w:t>T-0012</w:t>
-      </w:r>
-    </w:p>
-    <w:tbl>
-      <w:tblPr>
-        <w:tblW w:w="12771" w:type="dxa"/>
-        <w:jc w:val="left"/>
-        <w:tblInd w:w="0" w:type="dxa"/>
-        <w:tblLayout w:type="fixed"/>
-        <w:tblCellMar>
-          <w:top w:w="28" w:type="dxa"/>
-          <w:left w:w="28" w:type="dxa"/>
-          <w:bottom w:w="28" w:type="dxa"/>
-          <w:right w:w="28" w:type="dxa"/>
-        </w:tblCellMar>
-      </w:tblPr>
-      <w:tblGrid>
-        <w:gridCol w:w="3631"/>
-        <w:gridCol w:w="1569"/>
-        <w:gridCol w:w="1352"/>
-        <w:gridCol w:w="1237"/>
-        <w:gridCol w:w="1577"/>
-        <w:gridCol w:w="3405"/>
-      </w:tblGrid>
-      <w:tr>
-        <w:trPr>
-          <w:tblHeader w:val="true"/>
-        </w:trPr>
-        <w:tc>
-          <w:tcPr>
-            <w:tcW w:w="3631" w:type="dxa"/>
-            <w:tcBorders/>
-            <w:vAlign w:val="center"/>
-          </w:tcPr>
-          <w:p>
-            <w:pPr>
-              <w:pStyle w:val="TableHeading"/>
-              <w:suppressLineNumbers/>
-              <w:shd w:fill="434C5E" w:val="clear"/>
-              <w:bidi w:val="0"/>
-              <w:spacing w:before="120" w:after="120"/>
-              <w:jc w:val="left"/>
-              <w:rPr/>
-            </w:pPr>
-            <w:r>
-              <w:rPr/>
-              <w:t>Setting</w:t>
-            </w:r>
-          </w:p>
-        </w:tc>
-        <w:tc>
-          <w:tcPr>
-            <w:tcW w:w="1569" w:type="dxa"/>
-            <w:tcBorders/>
-            <w:vAlign w:val="center"/>
-          </w:tcPr>
-          <w:p>
-            <w:pPr>
-              <w:pStyle w:val="TableHeading"/>
-              <w:suppressLineNumbers/>
-              <w:shd w:fill="434C5E" w:val="clear"/>
-              <w:bidi w:val="0"/>
-              <w:spacing w:before="120" w:after="120"/>
-              <w:jc w:val="left"/>
-              <w:rPr/>
-            </w:pPr>
-            <w:r>
-              <w:rPr/>
-              <w:t>Change</w:t>
-            </w:r>
-          </w:p>
-        </w:tc>
-        <w:tc>
-          <w:tcPr>
-            <w:tcW w:w="1352" w:type="dxa"/>
-            <w:tcBorders/>
-            <w:vAlign w:val="center"/>
-          </w:tcPr>
-          <w:p>
-            <w:pPr>
-              <w:pStyle w:val="TableHeading"/>
-              <w:suppressLineNumbers/>
-              <w:shd w:fill="434C5E" w:val="clear"/>
-              <w:bidi w:val="0"/>
-              <w:spacing w:before="120" w:after="120"/>
-              <w:jc w:val="left"/>
-              <w:rPr/>
-            </w:pPr>
-            <w:r>
-              <w:rPr/>
-              <w:t>Layer</w:t>
-            </w:r>
-          </w:p>
-        </w:tc>
-        <w:tc>
-          <w:tcPr>
-            <w:tcW w:w="1237" w:type="dxa"/>
-            <w:tcBorders/>
-            <w:vAlign w:val="center"/>
-          </w:tcPr>
-          <w:p>
-            <w:pPr>
-              <w:pStyle w:val="TableHeading"/>
-              <w:suppressLineNumbers/>
-              <w:shd w:fill="434C5E" w:val="clear"/>
-              <w:bidi w:val="0"/>
-              <w:spacing w:before="120" w:after="120"/>
-              <w:jc w:val="left"/>
-              <w:rPr/>
-            </w:pPr>
-            <w:r>
-              <w:rPr/>
-              <w:t>Default</w:t>
-            </w:r>
-          </w:p>
-        </w:tc>
-        <w:tc>
-          <w:tcPr>
-            <w:tcW w:w="1577" w:type="dxa"/>
-            <w:tcBorders/>
-            <w:vAlign w:val="center"/>
-          </w:tcPr>
-          <w:p>
-            <w:pPr>
-              <w:pStyle w:val="TableHeading"/>
-              <w:suppressLineNumbers/>
-              <w:shd w:fill="434C5E" w:val="clear"/>
-              <w:bidi w:val="0"/>
-              <w:spacing w:before="120" w:after="120"/>
-              <w:jc w:val="left"/>
-              <w:rPr/>
-            </w:pPr>
-            <w:r>
-              <w:rPr/>
-              <w:t>Values</w:t>
-            </w:r>
-          </w:p>
-        </w:tc>
-        <w:tc>
-          <w:tcPr>
-            <w:tcW w:w="3405" w:type="dxa"/>
-            <w:tcBorders/>
-            <w:vAlign w:val="center"/>
-          </w:tcPr>
-          <w:p>
-            <w:pPr>
-              <w:pStyle w:val="TableHeading"/>
-              <w:suppressLineNumbers/>
-              <w:shd w:fill="434C5E" w:val="clear"/>
-              <w:bidi w:val="0"/>
-              <w:spacing w:before="120" w:after="120"/>
-              <w:jc w:val="left"/>
-              <w:rPr/>
-            </w:pPr>
-            <w:r>
-              <w:rPr/>
-              <w:t>Summary</w:t>
-            </w:r>
-          </w:p>
-        </w:tc>
-      </w:tr>
-      <w:tr>
-        <w:trPr/>
-        <w:tc>
-          <w:tcPr>
-            <w:tcW w:w="3631" w:type="dxa"/>
-            <w:tcBorders/>
-            <w:vAlign w:val="center"/>
-          </w:tcPr>
-          <w:p>
-            <w:pPr>
-              <w:pStyle w:val="TableContents"/>
-              <w:shd w:fill="2E3440" w:val="clear"/>
-              <w:bidi w:val="0"/>
-              <w:spacing w:before="120" w:after="120"/>
-              <w:jc w:val="left"/>
-              <w:rPr/>
-            </w:pPr>
-            <w:r>
-              <w:rPr>
-                <w:rStyle w:val="SourceText"/>
-              </w:rPr>
-              <w:t>autopilot.maxTicketsPerRun</w:t>
-            </w:r>
-          </w:p>
-        </w:tc>
-        <w:tc>
-          <w:tcPr>
-            <w:tcW w:w="1569" w:type="dxa"/>
-            <w:tcBorders/>
-            <w:vAlign w:val="center"/>
-          </w:tcPr>
-          <w:p>
-            <w:pPr>
-              <w:pStyle w:val="TableContents"/>
-              <w:shd w:fill="2E3440" w:val="clear"/>
-              <w:bidi w:val="0"/>
-              <w:spacing w:before="120" w:after="120"/>
-              <w:jc w:val="left"/>
-              <w:rPr/>
-            </w:pPr>
-            <w:r>
-              <w:rPr/>
-              <w:t>new key</w:t>
-            </w:r>
-          </w:p>
-        </w:tc>
-        <w:tc>
-          <w:tcPr>
-            <w:tcW w:w="1352" w:type="dxa"/>
-            <w:tcBorders/>
-            <w:vAlign w:val="center"/>
-          </w:tcPr>
-          <w:p>
-            <w:pPr>
-              <w:pStyle w:val="TableContents"/>
-              <w:shd w:fill="2E3440" w:val="clear"/>
-              <w:bidi w:val="0"/>
-              <w:spacing w:before="120" w:after="120"/>
-              <w:jc w:val="left"/>
-              <w:rPr/>
-            </w:pPr>
-            <w:r>
-              <w:rPr/>
-              <w:t>repo</w:t>
-            </w:r>
-          </w:p>
-        </w:tc>
-        <w:tc>
-          <w:tcPr>
-            <w:tcW w:w="1237" w:type="dxa"/>
-            <w:tcBorders/>
-            <w:vAlign w:val="center"/>
-          </w:tcPr>
-          <w:p>
-            <w:pPr>
-              <w:pStyle w:val="TableContents"/>
-              <w:shd w:fill="2E3440" w:val="clear"/>
-              <w:bidi w:val="0"/>
-              <w:spacing w:before="120" w:after="120"/>
-              <w:jc w:val="left"/>
-              <w:rPr/>
-            </w:pPr>
-            <w:r>
-              <w:rPr/>
-              <w:t>3</w:t>
-            </w:r>
-          </w:p>
-        </w:tc>
-        <w:tc>
-          <w:tcPr>
-            <w:tcW w:w="1577" w:type="dxa"/>
-            <w:tcBorders/>
-            <w:vAlign w:val="center"/>
-          </w:tcPr>
-          <w:p>
-            <w:pPr>
-              <w:pStyle w:val="TableContents"/>
-              <w:bidi w:val="0"/>
-              <w:spacing w:before="120" w:after="120"/>
-              <w:jc w:val="left"/>
-              <w:rPr>
-                <w:sz w:val="4"/>
-                <w:szCs w:val="4"/>
-              </w:rPr>
-            </w:pPr>
-            <w:r>
-              <w:rPr>
-                <w:sz w:val="4"/>
-                <w:szCs w:val="4"/>
-              </w:rPr>
-            </w:r>
-          </w:p>
-        </w:tc>
-        <w:tc>
-          <w:tcPr>
-            <w:tcW w:w="3405" w:type="dxa"/>
-            <w:tcBorders/>
-            <w:vAlign w:val="center"/>
-          </w:tcPr>
-          <w:p>
-            <w:pPr>
-              <w:pStyle w:val="TableContents"/>
-              <w:shd w:fill="2E3440" w:val="clear"/>
-              <w:bidi w:val="0"/>
-              <w:spacing w:before="120" w:after="120"/>
-              <w:jc w:val="left"/>
-              <w:rPr/>
-            </w:pPr>
-            <w:r>
-              <w:rPr/>
-              <w:t>Tickets one goal run may work before it stops.</w:t>
-            </w:r>
-          </w:p>
-        </w:tc>
-      </w:tr>
-      <w:tr>
-        <w:trPr/>
-        <w:tc>
-          <w:tcPr>
-            <w:tcW w:w="3631" w:type="dxa"/>
-            <w:tcBorders/>
-            <w:vAlign w:val="center"/>
-          </w:tcPr>
-          <w:p>
-            <w:pPr>
-              <w:pStyle w:val="TableContents"/>
-              <w:shd w:fill="2E3440" w:val="clear"/>
-              <w:bidi w:val="0"/>
-              <w:spacing w:before="120" w:after="120"/>
-              <w:jc w:val="left"/>
-              <w:rPr/>
-            </w:pPr>
-            <w:r>
-              <w:rPr>
-                <w:rStyle w:val="SourceText"/>
-              </w:rPr>
-              <w:t>autopilot.maxTokensPerSession</w:t>
-            </w:r>
-          </w:p>
-        </w:tc>
-        <w:tc>
-          <w:tcPr>
-            <w:tcW w:w="1569" w:type="dxa"/>
-            <w:tcBorders/>
-            <w:vAlign w:val="center"/>
-          </w:tcPr>
-          <w:p>
-            <w:pPr>
-              <w:pStyle w:val="TableContents"/>
-              <w:shd w:fill="2E3440" w:val="clear"/>
-              <w:bidi w:val="0"/>
-              <w:spacing w:before="120" w:after="120"/>
-              <w:jc w:val="left"/>
-              <w:rPr/>
-            </w:pPr>
-            <w:r>
-              <w:rPr/>
-              <w:t>new key</w:t>
-            </w:r>
-          </w:p>
-        </w:tc>
-        <w:tc>
-          <w:tcPr>
-            <w:tcW w:w="1352" w:type="dxa"/>
-            <w:tcBorders/>
-            <w:vAlign w:val="center"/>
-          </w:tcPr>
-          <w:p>
-            <w:pPr>
-              <w:pStyle w:val="TableContents"/>
-              <w:shd w:fill="2E3440" w:val="clear"/>
-              <w:bidi w:val="0"/>
-              <w:spacing w:before="120" w:after="120"/>
-              <w:jc w:val="left"/>
-              <w:rPr/>
-            </w:pPr>
-            <w:r>
-              <w:rPr/>
-              <w:t>repo</w:t>
-            </w:r>
-          </w:p>
-        </w:tc>
-        <w:tc>
-          <w:tcPr>
-            <w:tcW w:w="1237" w:type="dxa"/>
-            <w:tcBorders/>
-            <w:vAlign w:val="center"/>
-          </w:tcPr>
-          <w:p>
-            <w:pPr>
-              <w:pStyle w:val="TableContents"/>
-              <w:shd w:fill="2E3440" w:val="clear"/>
-              <w:bidi w:val="0"/>
-              <w:spacing w:before="120" w:after="120"/>
-              <w:jc w:val="left"/>
-              <w:rPr/>
-            </w:pPr>
-            <w:r>
-              <w:rPr/>
-              <w:t>2000000</w:t>
-            </w:r>
-          </w:p>
-        </w:tc>
-        <w:tc>
-          <w:tcPr>
-            <w:tcW w:w="1577" w:type="dxa"/>
-            <w:tcBorders/>
-            <w:vAlign w:val="center"/>
-          </w:tcPr>
-          <w:p>
-            <w:pPr>
-              <w:pStyle w:val="TableContents"/>
-              <w:bidi w:val="0"/>
-              <w:spacing w:before="120" w:after="120"/>
-              <w:jc w:val="left"/>
-              <w:rPr>
-                <w:sz w:val="4"/>
-                <w:szCs w:val="4"/>
-              </w:rPr>
-            </w:pPr>
-            <w:r>
-              <w:rPr>
-                <w:sz w:val="4"/>
-                <w:szCs w:val="4"/>
-              </w:rPr>
-            </w:r>
-          </w:p>
-        </w:tc>
-        <w:tc>
-          <w:tcPr>
-            <w:tcW w:w="3405" w:type="dxa"/>
-            <w:tcBorders/>
-            <w:vAlign w:val="center"/>
-          </w:tcPr>
-          <w:p>
-            <w:pPr>
-              <w:pStyle w:val="TableContents"/>
-              <w:shd w:fill="2E3440" w:val="clear"/>
-              <w:bidi w:val="0"/>
-              <w:spacing w:before="120" w:after="120"/>
-              <w:jc w:val="left"/>
-              <w:rPr/>
-            </w:pPr>
-            <w:r>
-              <w:rPr/>
-              <w:t>Token cap for one goal session.</w:t>
-            </w:r>
-          </w:p>
-        </w:tc>
-      </w:tr>
-      <w:tr>
-        <w:trPr/>
-        <w:tc>
-          <w:tcPr>
-            <w:tcW w:w="3631" w:type="dxa"/>
-            <w:tcBorders/>
-            <w:vAlign w:val="center"/>
-          </w:tcPr>
-          <w:p>
-            <w:pPr>
-              <w:pStyle w:val="TableContents"/>
-              <w:shd w:fill="2E3440" w:val="clear"/>
-              <w:bidi w:val="0"/>
-              <w:spacing w:before="120" w:after="120"/>
-              <w:jc w:val="left"/>
-              <w:rPr/>
-            </w:pPr>
-            <w:r>
-              <w:rPr>
-                <w:rStyle w:val="SourceText"/>
-              </w:rPr>
-              <w:t>autopilot.mode</w:t>
-            </w:r>
-          </w:p>
-        </w:tc>
-        <w:tc>
-          <w:tcPr>
-            <w:tcW w:w="1569" w:type="dxa"/>
-            <w:tcBorders/>
-            <w:vAlign w:val="center"/>
-          </w:tcPr>
-          <w:p>
-            <w:pPr>
-              <w:pStyle w:val="TableContents"/>
-              <w:shd w:fill="2E3440" w:val="clear"/>
-              <w:bidi w:val="0"/>
-              <w:spacing w:before="120" w:after="120"/>
-              <w:jc w:val="left"/>
-              <w:rPr/>
-            </w:pPr>
-            <w:r>
-              <w:rPr/>
-              <w:t>changes values</w:t>
-            </w:r>
-          </w:p>
-        </w:tc>
-        <w:tc>
-          <w:tcPr>
-            <w:tcW w:w="1352" w:type="dxa"/>
-            <w:tcBorders/>
-            <w:vAlign w:val="center"/>
-          </w:tcPr>
-          <w:p>
-            <w:pPr>
-              <w:pStyle w:val="TableContents"/>
-              <w:shd w:fill="2E3440" w:val="clear"/>
-              <w:bidi w:val="0"/>
-              <w:spacing w:before="120" w:after="120"/>
-              <w:jc w:val="left"/>
-              <w:rPr/>
-            </w:pPr>
-            <w:r>
-              <w:rPr/>
-              <w:t>repo</w:t>
-            </w:r>
-          </w:p>
-        </w:tc>
-        <w:tc>
-          <w:tcPr>
-            <w:tcW w:w="1237" w:type="dxa"/>
-            <w:tcBorders/>
-            <w:vAlign w:val="center"/>
-          </w:tcPr>
-          <w:p>
-            <w:pPr>
-              <w:pStyle w:val="TableContents"/>
-              <w:shd w:fill="2E3440" w:val="clear"/>
-              <w:bidi w:val="0"/>
-              <w:spacing w:before="120" w:after="120"/>
-              <w:jc w:val="left"/>
-              <w:rPr/>
-            </w:pPr>
-            <w:r>
-              <w:rPr/>
-              <w:t>off</w:t>
-            </w:r>
-          </w:p>
-        </w:tc>
-        <w:tc>
-          <w:tcPr>
-            <w:tcW w:w="1577" w:type="dxa"/>
-            <w:tcBorders/>
-            <w:vAlign w:val="center"/>
-          </w:tcPr>
-          <w:p>
-            <w:pPr>
-              <w:pStyle w:val="TableContents"/>
-              <w:shd w:fill="2E3440" w:val="clear"/>
-              <w:bidi w:val="0"/>
-              <w:spacing w:before="120" w:after="120"/>
-              <w:jc w:val="left"/>
-              <w:rPr/>
-            </w:pPr>
-            <w:r>
-              <w:rPr>
-                <w:rStyle w:val="SourceText"/>
-              </w:rPr>
-              <w:t>off</w:t>
-            </w:r>
-            <w:r>
-              <w:rPr/>
-              <w:t xml:space="preserve"> | </w:t>
-            </w:r>
-            <w:r>
-              <w:rPr>
-                <w:rStyle w:val="SourceText"/>
-              </w:rPr>
-              <w:t>plan</w:t>
-            </w:r>
-            <w:r>
-              <w:rPr/>
-              <w:t xml:space="preserve"> | </w:t>
-            </w:r>
-            <w:r>
-              <w:rPr>
-                <w:rStyle w:val="SourceText"/>
-              </w:rPr>
-              <w:t>backlog</w:t>
-            </w:r>
-          </w:p>
-        </w:tc>
-        <w:tc>
-          <w:tcPr>
-            <w:tcW w:w="3405" w:type="dxa"/>
-            <w:tcBorders/>
-            <w:vAlign w:val="center"/>
-          </w:tcPr>
-          <w:p>
-            <w:pPr>
-              <w:pStyle w:val="TableContents"/>
-              <w:shd w:fill="2E3440" w:val="clear"/>
-              <w:bidi w:val="0"/>
-              <w:spacing w:before="120" w:after="120"/>
-              <w:jc w:val="left"/>
-              <w:rPr/>
-            </w:pPr>
-            <w:r>
-              <w:rPr/>
-              <w:t xml:space="preserve">Adds </w:t>
-            </w:r>
-            <w:r>
-              <w:rPr>
-                <w:rStyle w:val="SourceText"/>
-              </w:rPr>
-              <w:t>backlog</w:t>
-            </w:r>
-            <w:r>
-              <w:rPr/>
-              <w:t>: work a goal's tickets one at a time.</w:t>
             </w:r>
           </w:p>
         </w:tc>

--- a/docs/guides/crew/crew-configuration-reference.docx
+++ b/docs/guides/crew/crew-configuration-reference.docx
@@ -9884,7 +9884,7 @@
             </w:pPr>
             <w:r>
               <w:rPr/>
-              <w:t>1.1.7</w:t>
+              <w:t>1.1.8</w:t>
             </w:r>
           </w:p>
         </w:tc>

--- a/docs/guides/crew/crew-configuration-reference.docx
+++ b/docs/guides/crew/crew-configuration-reference.docx
@@ -970,11 +970,11 @@
         <w:rPr>
           <w:rStyle w:val="Strong"/>
         </w:rPr>
-        <w:t>149 keys</w:t>
+        <w:t>150 keys</w:t>
       </w:r>
       <w:r>
         <w:rPr/>
-        <w:t>: 87 settable in the machine-global file, 62 repo-only.</w:t>
+        <w:t>: 87 settable in the machine-global file, 63 repo-only.</w:t>
       </w:r>
     </w:p>
     <w:p>
@@ -26249,9 +26249,9 @@
         <w:gridCol w:w="3968"/>
         <w:gridCol w:w="1134"/>
         <w:gridCol w:w="1156"/>
-        <w:gridCol w:w="2141"/>
+        <w:gridCol w:w="2061"/>
         <w:gridCol w:w="1242"/>
-        <w:gridCol w:w="3130"/>
+        <w:gridCol w:w="3210"/>
       </w:tblGrid>
       <w:tr>
         <w:trPr>
@@ -26325,7 +26325,7 @@
         </w:tc>
         <w:tc>
           <w:tcPr>
-            <w:tcW w:w="2141" w:type="dxa"/>
+            <w:tcW w:w="2061" w:type="dxa"/>
             <w:tcBorders/>
             <w:vAlign w:val="center"/>
           </w:tcPr>
@@ -26369,7 +26369,7 @@
         </w:tc>
         <w:tc>
           <w:tcPr>
-            <w:tcW w:w="3130" w:type="dxa"/>
+            <w:tcW w:w="3210" w:type="dxa"/>
             <w:tcBorders/>
             <w:vAlign w:val="center"/>
           </w:tcPr>
@@ -26461,7 +26461,7 @@
         </w:tc>
         <w:tc>
           <w:tcPr>
-            <w:tcW w:w="2141" w:type="dxa"/>
+            <w:tcW w:w="2061" w:type="dxa"/>
             <w:tcBorders/>
             <w:vAlign w:val="center"/>
           </w:tcPr>
@@ -26539,7 +26539,7 @@
         </w:tc>
         <w:tc>
           <w:tcPr>
-            <w:tcW w:w="3130" w:type="dxa"/>
+            <w:tcW w:w="3210" w:type="dxa"/>
             <w:tcBorders/>
             <w:vAlign w:val="center"/>
           </w:tcPr>
@@ -26660,7 +26660,7 @@
         </w:tc>
         <w:tc>
           <w:tcPr>
-            <w:tcW w:w="2141" w:type="dxa"/>
+            <w:tcW w:w="2061" w:type="dxa"/>
             <w:tcBorders/>
             <w:vAlign w:val="center"/>
           </w:tcPr>
@@ -26712,7 +26712,7 @@
         </w:tc>
         <w:tc>
           <w:tcPr>
-            <w:tcW w:w="3130" w:type="dxa"/>
+            <w:tcW w:w="3210" w:type="dxa"/>
             <w:tcBorders/>
             <w:vAlign w:val="center"/>
           </w:tcPr>
@@ -26803,7 +26803,7 @@
         </w:tc>
         <w:tc>
           <w:tcPr>
-            <w:tcW w:w="2141" w:type="dxa"/>
+            <w:tcW w:w="2061" w:type="dxa"/>
             <w:tcBorders/>
             <w:vAlign w:val="center"/>
           </w:tcPr>
@@ -26871,7 +26871,7 @@
         </w:tc>
         <w:tc>
           <w:tcPr>
-            <w:tcW w:w="3130" w:type="dxa"/>
+            <w:tcW w:w="3210" w:type="dxa"/>
             <w:tcBorders/>
             <w:vAlign w:val="center"/>
           </w:tcPr>
@@ -26972,7 +26972,7 @@
         </w:tc>
         <w:tc>
           <w:tcPr>
-            <w:tcW w:w="2141" w:type="dxa"/>
+            <w:tcW w:w="2061" w:type="dxa"/>
             <w:tcBorders/>
             <w:vAlign w:val="center"/>
           </w:tcPr>
@@ -27040,7 +27040,7 @@
         </w:tc>
         <w:tc>
           <w:tcPr>
-            <w:tcW w:w="3130" w:type="dxa"/>
+            <w:tcW w:w="3210" w:type="dxa"/>
             <w:tcBorders/>
             <w:vAlign w:val="center"/>
           </w:tcPr>
@@ -27141,7 +27141,7 @@
         </w:tc>
         <w:tc>
           <w:tcPr>
-            <w:tcW w:w="2141" w:type="dxa"/>
+            <w:tcW w:w="2061" w:type="dxa"/>
             <w:tcBorders/>
             <w:vAlign w:val="center"/>
           </w:tcPr>
@@ -27209,7 +27209,7 @@
         </w:tc>
         <w:tc>
           <w:tcPr>
-            <w:tcW w:w="3130" w:type="dxa"/>
+            <w:tcW w:w="3210" w:type="dxa"/>
             <w:tcBorders/>
             <w:vAlign w:val="center"/>
           </w:tcPr>
@@ -27310,7 +27310,7 @@
         </w:tc>
         <w:tc>
           <w:tcPr>
-            <w:tcW w:w="2141" w:type="dxa"/>
+            <w:tcW w:w="2061" w:type="dxa"/>
             <w:tcBorders/>
             <w:vAlign w:val="center"/>
           </w:tcPr>
@@ -27362,7 +27362,7 @@
         </w:tc>
         <w:tc>
           <w:tcPr>
-            <w:tcW w:w="3130" w:type="dxa"/>
+            <w:tcW w:w="3210" w:type="dxa"/>
             <w:tcBorders/>
             <w:vAlign w:val="center"/>
           </w:tcPr>
@@ -27453,7 +27453,7 @@
         </w:tc>
         <w:tc>
           <w:tcPr>
-            <w:tcW w:w="2141" w:type="dxa"/>
+            <w:tcW w:w="2061" w:type="dxa"/>
             <w:tcBorders/>
             <w:vAlign w:val="center"/>
           </w:tcPr>
@@ -27505,7 +27505,7 @@
         </w:tc>
         <w:tc>
           <w:tcPr>
-            <w:tcW w:w="3130" w:type="dxa"/>
+            <w:tcW w:w="3210" w:type="dxa"/>
             <w:tcBorders/>
             <w:vAlign w:val="center"/>
           </w:tcPr>
@@ -27606,7 +27606,7 @@
         </w:tc>
         <w:tc>
           <w:tcPr>
-            <w:tcW w:w="2141" w:type="dxa"/>
+            <w:tcW w:w="2061" w:type="dxa"/>
             <w:tcBorders/>
             <w:vAlign w:val="center"/>
           </w:tcPr>
@@ -27694,7 +27694,7 @@
         </w:tc>
         <w:tc>
           <w:tcPr>
-            <w:tcW w:w="3130" w:type="dxa"/>
+            <w:tcW w:w="3210" w:type="dxa"/>
             <w:tcBorders/>
             <w:vAlign w:val="center"/>
           </w:tcPr>
@@ -27791,7 +27791,7 @@
         </w:tc>
         <w:tc>
           <w:tcPr>
-            <w:tcW w:w="2141" w:type="dxa"/>
+            <w:tcW w:w="2061" w:type="dxa"/>
             <w:tcBorders/>
             <w:vAlign w:val="center"/>
           </w:tcPr>
@@ -27879,7 +27879,7 @@
         </w:tc>
         <w:tc>
           <w:tcPr>
-            <w:tcW w:w="3130" w:type="dxa"/>
+            <w:tcW w:w="3210" w:type="dxa"/>
             <w:tcBorders/>
             <w:vAlign w:val="center"/>
           </w:tcPr>
@@ -27926,7 +27926,7 @@
               <w:rPr>
                 <w:rStyle w:val="SourceText"/>
               </w:rPr>
-              <w:t>autopilot.ship</w:t>
+              <w:t>autopilot.sleep.deploy</w:t>
             </w:r>
           </w:p>
         </w:tc>
@@ -27970,30 +27970,30 @@
               <w:rPr>
                 <w:rStyle w:val="SourceText"/>
               </w:rPr>
-              <w:t>"merge"</w:t>
-            </w:r>
-          </w:p>
-        </w:tc>
-        <w:tc>
-          <w:tcPr>
-            <w:tcW w:w="2141" w:type="dxa"/>
-            <w:tcBorders/>
-            <w:vAlign w:val="center"/>
-          </w:tcPr>
-          <w:p>
-            <w:pPr>
-              <w:pStyle w:val="TableContents"/>
-              <w:shd w:fill="2E3440" w:val="clear"/>
-              <w:bidi w:val="0"/>
-              <w:spacing w:before="120" w:after="120"/>
-              <w:jc w:val="left"/>
-              <w:rPr/>
-            </w:pPr>
-            <w:r>
-              <w:rPr>
-                <w:rStyle w:val="SourceText"/>
-              </w:rPr>
-              <w:t>pr</w:t>
+              <w:t>null</w:t>
+            </w:r>
+          </w:p>
+        </w:tc>
+        <w:tc>
+          <w:tcPr>
+            <w:tcW w:w="2061" w:type="dxa"/>
+            <w:tcBorders/>
+            <w:vAlign w:val="center"/>
+          </w:tcPr>
+          <w:p>
+            <w:pPr>
+              <w:pStyle w:val="TableContents"/>
+              <w:shd w:fill="2E3440" w:val="clear"/>
+              <w:bidi w:val="0"/>
+              <w:spacing w:before="120" w:after="120"/>
+              <w:jc w:val="left"/>
+              <w:rPr/>
+            </w:pPr>
+            <w:r>
+              <w:rPr>
+                <w:rStyle w:val="SourceText"/>
+              </w:rPr>
+              <w:t>null</w:t>
             </w:r>
             <w:r>
               <w:rPr/>
@@ -28003,7 +28003,31 @@
               <w:rPr>
                 <w:rStyle w:val="SourceText"/>
               </w:rPr>
-              <w:t>merge</w:t>
+              <w:t>nonprod</w:t>
+            </w:r>
+            <w:r>
+              <w:rPr/>
+              <w:t xml:space="preserve"> | </w:t>
+            </w:r>
+            <w:r>
+              <w:rPr>
+                <w:rStyle w:val="SourceText"/>
+              </w:rPr>
+              <w:t>none</w:t>
+            </w:r>
+            <w:r>
+              <w:rPr/>
+              <w:t xml:space="preserve"> (checked in </w:t>
+            </w:r>
+            <w:r>
+              <w:rPr>
+                <w:rStyle w:val="SourceText"/>
+              </w:rPr>
+              <w:t>plugin/crew/hooks/scripts/crew_sleep.py</w:t>
+            </w:r>
+            <w:r>
+              <w:rPr/>
+              <w:t>)</w:t>
             </w:r>
           </w:p>
         </w:tc>
@@ -28024,68 +28048,84 @@
             </w:pPr>
             <w:r>
               <w:rPr/>
-              <w:t>1.0.349</w:t>
-            </w:r>
-          </w:p>
-        </w:tc>
-        <w:tc>
-          <w:tcPr>
-            <w:tcW w:w="3130" w:type="dxa"/>
-            <w:tcBorders/>
-            <w:vAlign w:val="center"/>
-          </w:tcPr>
-          <w:p>
-            <w:pPr>
-              <w:pStyle w:val="TableContents"/>
-              <w:shd w:fill="2E3440" w:val="clear"/>
-              <w:bidi w:val="0"/>
-              <w:spacing w:before="120" w:after="120"/>
-              <w:jc w:val="left"/>
-              <w:rPr/>
-            </w:pPr>
-            <w:r>
-              <w:rPr/>
-              <w:t xml:space="preserve">After </w:t>
-            </w:r>
-            <w:r>
-              <w:rPr>
-                <w:rStyle w:val="SourceText"/>
-              </w:rPr>
-              <w:t>/crew:done</w:t>
-            </w:r>
-            <w:r>
-              <w:rPr/>
-              <w:t xml:space="preserve">: </w:t>
-            </w:r>
-            <w:r>
-              <w:rPr>
-                <w:rStyle w:val="SourceText"/>
-              </w:rPr>
-              <w:t>pr</w:t>
-            </w:r>
-            <w:r>
-              <w:rPr/>
-              <w:t xml:space="preserve"> pushes and opens the PR; </w:t>
-            </w:r>
-            <w:r>
-              <w:rPr>
-                <w:rStyle w:val="SourceText"/>
-              </w:rPr>
-              <w:t>merge</w:t>
-            </w:r>
-            <w:r>
-              <w:rPr/>
-              <w:t xml:space="preserve"> also merges it (a merge commit) once the required checks allow. Anything else reads as </w:t>
-            </w:r>
-            <w:r>
-              <w:rPr>
-                <w:rStyle w:val="SourceText"/>
-              </w:rPr>
-              <w:t>pr</w:t>
-            </w:r>
-            <w:r>
-              <w:rPr/>
-              <w:t>, with a warning.</w:t>
+              <w:t>1.1.24</w:t>
+            </w:r>
+          </w:p>
+        </w:tc>
+        <w:tc>
+          <w:tcPr>
+            <w:tcW w:w="3210" w:type="dxa"/>
+            <w:tcBorders/>
+            <w:vAlign w:val="center"/>
+          </w:tcPr>
+          <w:p>
+            <w:pPr>
+              <w:pStyle w:val="TableContents"/>
+              <w:shd w:fill="2E3440" w:val="clear"/>
+              <w:bidi w:val="0"/>
+              <w:spacing w:before="120" w:after="120"/>
+              <w:jc w:val="left"/>
+              <w:rPr/>
+            </w:pPr>
+            <w:r>
+              <w:rPr>
+                <w:rStyle w:val="SourceText"/>
+              </w:rPr>
+              <w:t>autopilot.deploy</w:t>
+            </w:r>
+            <w:r>
+              <w:rPr/>
+              <w:t xml:space="preserve"> inside the sleep window (L-0654): null keeps the day value, </w:t>
+            </w:r>
+            <w:r>
+              <w:rPr>
+                <w:rStyle w:val="SourceText"/>
+              </w:rPr>
+              <w:t>nonprod</w:t>
+            </w:r>
+            <w:r>
+              <w:rPr/>
+              <w:t xml:space="preserve"> or </w:t>
+            </w:r>
+            <w:r>
+              <w:rPr>
+                <w:rStyle w:val="SourceText"/>
+              </w:rPr>
+              <w:t>none</w:t>
+            </w:r>
+            <w:r>
+              <w:rPr/>
+              <w:t xml:space="preserve"> replaces it; anything else, </w:t>
+            </w:r>
+            <w:r>
+              <w:rPr>
+                <w:rStyle w:val="SourceText"/>
+              </w:rPr>
+              <w:t>all</w:t>
+            </w:r>
+            <w:r>
+              <w:rPr/>
+              <w:t xml:space="preserve"> included, is refused with a warning. Asleep, an effective </w:t>
+            </w:r>
+            <w:r>
+              <w:rPr>
+                <w:rStyle w:val="SourceText"/>
+              </w:rPr>
+              <w:t>all</w:t>
+            </w:r>
+            <w:r>
+              <w:rPr/>
+              <w:t xml:space="preserve"> reads as </w:t>
+            </w:r>
+            <w:r>
+              <w:rPr>
+                <w:rStyle w:val="SourceText"/>
+              </w:rPr>
+              <w:t>nonprod</w:t>
+            </w:r>
+            <w:r>
+              <w:rPr/>
+              <w:t>: production never runs unattended asleep.</w:t>
             </w:r>
           </w:p>
         </w:tc>
@@ -28111,7 +28151,7 @@
               <w:rPr>
                 <w:rStyle w:val="SourceText"/>
               </w:rPr>
-              <w:t>autopilot.knownFailures</w:t>
+              <w:t>autopilot.ship</w:t>
             </w:r>
           </w:p>
         </w:tc>
@@ -28155,38 +28195,40 @@
               <w:rPr>
                 <w:rStyle w:val="SourceText"/>
               </w:rPr>
-              <w:t>[]</w:t>
-            </w:r>
-          </w:p>
-        </w:tc>
-        <w:tc>
-          <w:tcPr>
-            <w:tcW w:w="2141" w:type="dxa"/>
-            <w:tcBorders/>
-            <w:vAlign w:val="center"/>
-          </w:tcPr>
-          <w:p>
-            <w:pPr>
-              <w:pStyle w:val="TableContents"/>
-              <w:shd w:fill="2E3440" w:val="clear"/>
-              <w:bidi w:val="0"/>
-              <w:spacing w:before="120" w:after="120"/>
-              <w:jc w:val="left"/>
-              <w:rPr/>
-            </w:pPr>
-            <w:r>
-              <w:rPr/>
-              <w:t xml:space="preserve">list of check names (checked in </w:t>
-            </w:r>
-            <w:r>
-              <w:rPr>
-                <w:rStyle w:val="SourceText"/>
-              </w:rPr>
-              <w:t>plugin/crew/hooks/scripts/crew_autopilot.py</w:t>
-            </w:r>
-            <w:r>
-              <w:rPr/>
-              <w:t>)</w:t>
+              <w:t>"merge"</w:t>
+            </w:r>
+          </w:p>
+        </w:tc>
+        <w:tc>
+          <w:tcPr>
+            <w:tcW w:w="2061" w:type="dxa"/>
+            <w:tcBorders/>
+            <w:vAlign w:val="center"/>
+          </w:tcPr>
+          <w:p>
+            <w:pPr>
+              <w:pStyle w:val="TableContents"/>
+              <w:shd w:fill="2E3440" w:val="clear"/>
+              <w:bidi w:val="0"/>
+              <w:spacing w:before="120" w:after="120"/>
+              <w:jc w:val="left"/>
+              <w:rPr/>
+            </w:pPr>
+            <w:r>
+              <w:rPr>
+                <w:rStyle w:val="SourceText"/>
+              </w:rPr>
+              <w:t>pr</w:t>
+            </w:r>
+            <w:r>
+              <w:rPr/>
+              <w:t xml:space="preserve"> | </w:t>
+            </w:r>
+            <w:r>
+              <w:rPr>
+                <w:rStyle w:val="SourceText"/>
+              </w:rPr>
+              <w:t>merge</w:t>
             </w:r>
           </w:p>
         </w:tc>
@@ -28213,38 +28255,58 @@
         </w:tc>
         <w:tc>
           <w:tcPr>
-            <w:tcW w:w="3130" w:type="dxa"/>
-            <w:tcBorders/>
-            <w:vAlign w:val="center"/>
-          </w:tcPr>
-          <w:p>
-            <w:pPr>
-              <w:pStyle w:val="TableContents"/>
-              <w:shd w:fill="2E3440" w:val="clear"/>
-              <w:bidi w:val="0"/>
-              <w:spacing w:before="120" w:after="120"/>
-              <w:jc w:val="left"/>
-              <w:rPr/>
-            </w:pPr>
-            <w:r>
-              <w:rPr/>
-              <w:t xml:space="preserve">Required checks whose </w:t>
-            </w:r>
-            <w:r>
-              <w:rPr>
-                <w:rStyle w:val="SourceText"/>
-              </w:rPr>
-              <w:t>fail</w:t>
-            </w:r>
-            <w:r>
-              <w:rPr/>
-              <w:t xml:space="preserve"> does not block a merge, matched by exact name; anything but a list of strings reads as </w:t>
-            </w:r>
-            <w:r>
-              <w:rPr>
-                <w:rStyle w:val="SourceText"/>
-              </w:rPr>
-              <w:t>[]</w:t>
+            <w:tcW w:w="3210" w:type="dxa"/>
+            <w:tcBorders/>
+            <w:vAlign w:val="center"/>
+          </w:tcPr>
+          <w:p>
+            <w:pPr>
+              <w:pStyle w:val="TableContents"/>
+              <w:shd w:fill="2E3440" w:val="clear"/>
+              <w:bidi w:val="0"/>
+              <w:spacing w:before="120" w:after="120"/>
+              <w:jc w:val="left"/>
+              <w:rPr/>
+            </w:pPr>
+            <w:r>
+              <w:rPr/>
+              <w:t xml:space="preserve">After </w:t>
+            </w:r>
+            <w:r>
+              <w:rPr>
+                <w:rStyle w:val="SourceText"/>
+              </w:rPr>
+              <w:t>/crew:done</w:t>
+            </w:r>
+            <w:r>
+              <w:rPr/>
+              <w:t xml:space="preserve">: </w:t>
+            </w:r>
+            <w:r>
+              <w:rPr>
+                <w:rStyle w:val="SourceText"/>
+              </w:rPr>
+              <w:t>pr</w:t>
+            </w:r>
+            <w:r>
+              <w:rPr/>
+              <w:t xml:space="preserve"> pushes and opens the PR; </w:t>
+            </w:r>
+            <w:r>
+              <w:rPr>
+                <w:rStyle w:val="SourceText"/>
+              </w:rPr>
+              <w:t>merge</w:t>
+            </w:r>
+            <w:r>
+              <w:rPr/>
+              <w:t xml:space="preserve"> also merges it (a merge commit) once the required checks allow. Anything else reads as </w:t>
+            </w:r>
+            <w:r>
+              <w:rPr>
+                <w:rStyle w:val="SourceText"/>
+              </w:rPr>
+              <w:t>pr</w:t>
             </w:r>
             <w:r>
               <w:rPr/>
@@ -28274,7 +28336,7 @@
               <w:rPr>
                 <w:rStyle w:val="SourceText"/>
               </w:rPr>
-              <w:t>autopilot.ciTimeoutMinutes</w:t>
+              <w:t>autopilot.knownFailures</w:t>
             </w:r>
           </w:p>
         </w:tc>
@@ -28318,28 +28380,28 @@
               <w:rPr>
                 <w:rStyle w:val="SourceText"/>
               </w:rPr>
-              <w:t>60</w:t>
-            </w:r>
-          </w:p>
-        </w:tc>
-        <w:tc>
-          <w:tcPr>
-            <w:tcW w:w="2141" w:type="dxa"/>
-            <w:tcBorders/>
-            <w:vAlign w:val="center"/>
-          </w:tcPr>
-          <w:p>
-            <w:pPr>
-              <w:pStyle w:val="TableContents"/>
-              <w:shd w:fill="2E3440" w:val="clear"/>
-              <w:bidi w:val="0"/>
-              <w:spacing w:before="120" w:after="120"/>
-              <w:jc w:val="left"/>
-              <w:rPr/>
-            </w:pPr>
-            <w:r>
-              <w:rPr/>
-              <w:t xml:space="preserve">positive integer (checked in </w:t>
+              <w:t>[]</w:t>
+            </w:r>
+          </w:p>
+        </w:tc>
+        <w:tc>
+          <w:tcPr>
+            <w:tcW w:w="2061" w:type="dxa"/>
+            <w:tcBorders/>
+            <w:vAlign w:val="center"/>
+          </w:tcPr>
+          <w:p>
+            <w:pPr>
+              <w:pStyle w:val="TableContents"/>
+              <w:shd w:fill="2E3440" w:val="clear"/>
+              <w:bidi w:val="0"/>
+              <w:spacing w:before="120" w:after="120"/>
+              <w:jc w:val="left"/>
+              <w:rPr/>
+            </w:pPr>
+            <w:r>
+              <w:rPr/>
+              <w:t xml:space="preserve">list of check names (checked in </w:t>
             </w:r>
             <w:r>
               <w:rPr>
@@ -28376,32 +28438,42 @@
         </w:tc>
         <w:tc>
           <w:tcPr>
-            <w:tcW w:w="3130" w:type="dxa"/>
-            <w:tcBorders/>
-            <w:vAlign w:val="center"/>
-          </w:tcPr>
-          <w:p>
-            <w:pPr>
-              <w:pStyle w:val="TableContents"/>
-              <w:shd w:fill="2E3440" w:val="clear"/>
-              <w:bidi w:val="0"/>
-              <w:spacing w:before="120" w:after="120"/>
-              <w:jc w:val="left"/>
-              <w:rPr/>
-            </w:pPr>
-            <w:r>
-              <w:rPr/>
-              <w:t xml:space="preserve">Minutes </w:t>
-            </w:r>
-            <w:r>
-              <w:rPr>
-                <w:rStyle w:val="SourceText"/>
-              </w:rPr>
-              <w:t>ship</w:t>
-            </w:r>
-            <w:r>
-              <w:rPr/>
-              <w:t xml:space="preserve"> waits for the required checks; still pending, or green only after it, stops. Anything but a positive integer reads as 60, with a warning.</w:t>
+            <w:tcW w:w="3210" w:type="dxa"/>
+            <w:tcBorders/>
+            <w:vAlign w:val="center"/>
+          </w:tcPr>
+          <w:p>
+            <w:pPr>
+              <w:pStyle w:val="TableContents"/>
+              <w:shd w:fill="2E3440" w:val="clear"/>
+              <w:bidi w:val="0"/>
+              <w:spacing w:before="120" w:after="120"/>
+              <w:jc w:val="left"/>
+              <w:rPr/>
+            </w:pPr>
+            <w:r>
+              <w:rPr/>
+              <w:t xml:space="preserve">Required checks whose </w:t>
+            </w:r>
+            <w:r>
+              <w:rPr>
+                <w:rStyle w:val="SourceText"/>
+              </w:rPr>
+              <w:t>fail</w:t>
+            </w:r>
+            <w:r>
+              <w:rPr/>
+              <w:t xml:space="preserve"> does not block a merge, matched by exact name; anything but a list of strings reads as </w:t>
+            </w:r>
+            <w:r>
+              <w:rPr>
+                <w:rStyle w:val="SourceText"/>
+              </w:rPr>
+              <w:t>[]</w:t>
+            </w:r>
+            <w:r>
+              <w:rPr/>
+              <w:t>, with a warning.</w:t>
             </w:r>
           </w:p>
         </w:tc>
@@ -28427,7 +28499,7 @@
               <w:rPr>
                 <w:rStyle w:val="SourceText"/>
               </w:rPr>
-              <w:t>autopilot.maxTicketsPerRun</w:t>
+              <w:t>autopilot.ciTimeoutMinutes</w:t>
             </w:r>
           </w:p>
         </w:tc>
@@ -28471,13 +28543,13 @@
               <w:rPr>
                 <w:rStyle w:val="SourceText"/>
               </w:rPr>
-              <w:t>3</w:t>
-            </w:r>
-          </w:p>
-        </w:tc>
-        <w:tc>
-          <w:tcPr>
-            <w:tcW w:w="2141" w:type="dxa"/>
+              <w:t>60</w:t>
+            </w:r>
+          </w:p>
+        </w:tc>
+        <w:tc>
+          <w:tcPr>
+            <w:tcW w:w="2061" w:type="dxa"/>
             <w:tcBorders/>
             <w:vAlign w:val="center"/>
           </w:tcPr>
@@ -28498,7 +28570,7 @@
               <w:rPr>
                 <w:rStyle w:val="SourceText"/>
               </w:rPr>
-              <w:t>plugin/crew/hooks/scripts/crew_autopilot_backlog.py</w:t>
+              <w:t>plugin/crew/hooks/scripts/crew_autopilot.py</w:t>
             </w:r>
             <w:r>
               <w:rPr/>
@@ -28523,28 +28595,38 @@
             </w:pPr>
             <w:r>
               <w:rPr/>
-              <w:t>1.1.23</w:t>
-            </w:r>
-          </w:p>
-        </w:tc>
-        <w:tc>
-          <w:tcPr>
-            <w:tcW w:w="3130" w:type="dxa"/>
-            <w:tcBorders/>
-            <w:vAlign w:val="center"/>
-          </w:tcPr>
-          <w:p>
-            <w:pPr>
-              <w:pStyle w:val="TableContents"/>
-              <w:shd w:fill="2E3440" w:val="clear"/>
-              <w:bidi w:val="0"/>
-              <w:spacing w:before="120" w:after="120"/>
-              <w:jc w:val="left"/>
-              <w:rPr/>
-            </w:pPr>
-            <w:r>
-              <w:rPr/>
-              <w:t>Tickets one goal run (one session) may start; the next one stops the run. Anything but a positive integer reads as 3, with a warning.</w:t>
+              <w:t>1.0.349</w:t>
+            </w:r>
+          </w:p>
+        </w:tc>
+        <w:tc>
+          <w:tcPr>
+            <w:tcW w:w="3210" w:type="dxa"/>
+            <w:tcBorders/>
+            <w:vAlign w:val="center"/>
+          </w:tcPr>
+          <w:p>
+            <w:pPr>
+              <w:pStyle w:val="TableContents"/>
+              <w:shd w:fill="2E3440" w:val="clear"/>
+              <w:bidi w:val="0"/>
+              <w:spacing w:before="120" w:after="120"/>
+              <w:jc w:val="left"/>
+              <w:rPr/>
+            </w:pPr>
+            <w:r>
+              <w:rPr/>
+              <w:t xml:space="preserve">Minutes </w:t>
+            </w:r>
+            <w:r>
+              <w:rPr>
+                <w:rStyle w:val="SourceText"/>
+              </w:rPr>
+              <w:t>ship</w:t>
+            </w:r>
+            <w:r>
+              <w:rPr/>
+              <w:t xml:space="preserve"> waits for the required checks; still pending, or green only after it, stops. Anything but a positive integer reads as 60, with a warning.</w:t>
             </w:r>
           </w:p>
         </w:tc>
@@ -28570,6 +28652,149 @@
               <w:rPr>
                 <w:rStyle w:val="SourceText"/>
               </w:rPr>
+              <w:t>autopilot.maxTicketsPerRun</w:t>
+            </w:r>
+          </w:p>
+        </w:tc>
+        <w:tc>
+          <w:tcPr>
+            <w:tcW w:w="1134" w:type="dxa"/>
+            <w:tcBorders/>
+            <w:vAlign w:val="center"/>
+          </w:tcPr>
+          <w:p>
+            <w:pPr>
+              <w:pStyle w:val="TableContents"/>
+              <w:shd w:fill="2E3440" w:val="clear"/>
+              <w:bidi w:val="0"/>
+              <w:spacing w:before="120" w:after="120"/>
+              <w:jc w:val="left"/>
+              <w:rPr/>
+            </w:pPr>
+            <w:r>
+              <w:rPr/>
+              <w:t>repo</w:t>
+            </w:r>
+          </w:p>
+        </w:tc>
+        <w:tc>
+          <w:tcPr>
+            <w:tcW w:w="1156" w:type="dxa"/>
+            <w:tcBorders/>
+            <w:vAlign w:val="center"/>
+          </w:tcPr>
+          <w:p>
+            <w:pPr>
+              <w:pStyle w:val="TableContents"/>
+              <w:shd w:fill="2E3440" w:val="clear"/>
+              <w:bidi w:val="0"/>
+              <w:spacing w:before="120" w:after="120"/>
+              <w:jc w:val="left"/>
+              <w:rPr/>
+            </w:pPr>
+            <w:r>
+              <w:rPr>
+                <w:rStyle w:val="SourceText"/>
+              </w:rPr>
+              <w:t>3</w:t>
+            </w:r>
+          </w:p>
+        </w:tc>
+        <w:tc>
+          <w:tcPr>
+            <w:tcW w:w="2061" w:type="dxa"/>
+            <w:tcBorders/>
+            <w:vAlign w:val="center"/>
+          </w:tcPr>
+          <w:p>
+            <w:pPr>
+              <w:pStyle w:val="TableContents"/>
+              <w:shd w:fill="2E3440" w:val="clear"/>
+              <w:bidi w:val="0"/>
+              <w:spacing w:before="120" w:after="120"/>
+              <w:jc w:val="left"/>
+              <w:rPr/>
+            </w:pPr>
+            <w:r>
+              <w:rPr/>
+              <w:t xml:space="preserve">positive integer (checked in </w:t>
+            </w:r>
+            <w:r>
+              <w:rPr>
+                <w:rStyle w:val="SourceText"/>
+              </w:rPr>
+              <w:t>plugin/crew/hooks/scripts/crew_autopilot_backlog.py</w:t>
+            </w:r>
+            <w:r>
+              <w:rPr/>
+              <w:t>)</w:t>
+            </w:r>
+          </w:p>
+        </w:tc>
+        <w:tc>
+          <w:tcPr>
+            <w:tcW w:w="1242" w:type="dxa"/>
+            <w:tcBorders/>
+            <w:vAlign w:val="center"/>
+          </w:tcPr>
+          <w:p>
+            <w:pPr>
+              <w:pStyle w:val="TableContents"/>
+              <w:shd w:fill="2E3440" w:val="clear"/>
+              <w:bidi w:val="0"/>
+              <w:spacing w:before="120" w:after="120"/>
+              <w:jc w:val="left"/>
+              <w:rPr/>
+            </w:pPr>
+            <w:r>
+              <w:rPr/>
+              <w:t>1.1.23</w:t>
+            </w:r>
+          </w:p>
+        </w:tc>
+        <w:tc>
+          <w:tcPr>
+            <w:tcW w:w="3210" w:type="dxa"/>
+            <w:tcBorders/>
+            <w:vAlign w:val="center"/>
+          </w:tcPr>
+          <w:p>
+            <w:pPr>
+              <w:pStyle w:val="TableContents"/>
+              <w:shd w:fill="2E3440" w:val="clear"/>
+              <w:bidi w:val="0"/>
+              <w:spacing w:before="120" w:after="120"/>
+              <w:jc w:val="left"/>
+              <w:rPr/>
+            </w:pPr>
+            <w:r>
+              <w:rPr/>
+              <w:t>Tickets one goal run (one session) may start; the next one stops the run. Anything but a positive integer reads as 3, with a warning.</w:t>
+            </w:r>
+          </w:p>
+        </w:tc>
+      </w:tr>
+      <w:tr>
+        <w:trPr/>
+        <w:tc>
+          <w:tcPr>
+            <w:tcW w:w="3968" w:type="dxa"/>
+            <w:tcBorders/>
+            <w:vAlign w:val="center"/>
+          </w:tcPr>
+          <w:p>
+            <w:pPr>
+              <w:pStyle w:val="TableContents"/>
+              <w:shd w:fill="2E3440" w:val="clear"/>
+              <w:bidi w:val="0"/>
+              <w:spacing w:before="120" w:after="120"/>
+              <w:jc w:val="left"/>
+              <w:rPr/>
+            </w:pPr>
+            <w:r>
+              <w:rPr>
+                <w:rStyle w:val="SourceText"/>
+              </w:rPr>
               <w:t>autopilot.maxTokensPerSession</w:t>
             </w:r>
           </w:p>
@@ -28620,7 +28845,7 @@
         </w:tc>
         <w:tc>
           <w:tcPr>
-            <w:tcW w:w="2141" w:type="dxa"/>
+            <w:tcW w:w="2061" w:type="dxa"/>
             <w:tcBorders/>
             <w:vAlign w:val="center"/>
           </w:tcPr>
@@ -28672,7 +28897,7 @@
         </w:tc>
         <w:tc>
           <w:tcPr>
-            <w:tcW w:w="3130" w:type="dxa"/>
+            <w:tcW w:w="3210" w:type="dxa"/>
             <w:tcBorders/>
             <w:vAlign w:val="center"/>
           </w:tcPr>

--- a/docs/guides/crew/crew-configuration-reference.docx
+++ b/docs/guides/crew/crew-configuration-reference.docx
@@ -9884,7 +9884,7 @@
             </w:pPr>
             <w:r>
               <w:rPr/>
-              <w:t>1.1.8</w:t>
+              <w:t>1.1.7</w:t>
             </w:r>
           </w:p>
         </w:tc>

--- a/docs/guides/crew/crew-configuration-reference.docx
+++ b/docs/guides/crew/crew-configuration-reference.docx
@@ -29044,7 +29044,7 @@
             </w:pPr>
             <w:r>
               <w:rPr/>
-              <w:t>1.1.16</w:t>
+              <w:t>1.1.21</w:t>
             </w:r>
           </w:p>
         </w:tc>
@@ -29259,7 +29259,7 @@
             </w:pPr>
             <w:r>
               <w:rPr/>
-              <w:t>1.1.16</w:t>
+              <w:t>1.1.21</w:t>
             </w:r>
           </w:p>
         </w:tc>
@@ -29412,7 +29412,7 @@
             </w:pPr>
             <w:r>
               <w:rPr/>
-              <w:t>1.1.16</w:t>
+              <w:t>1.1.21</w:t>
             </w:r>
           </w:p>
         </w:tc>
@@ -29555,7 +29555,7 @@
             </w:pPr>
             <w:r>
               <w:rPr/>
-              <w:t>1.1.16</w:t>
+              <w:t>1.1.21</w:t>
             </w:r>
           </w:p>
         </w:tc>

--- a/docs/guides/crew/crew-configuration-reference.docx
+++ b/docs/guides/crew/crew-configuration-reference.docx
@@ -29044,7 +29044,7 @@
             </w:pPr>
             <w:r>
               <w:rPr/>
-              <w:t>1.1.21</w:t>
+              <w:t>1.1.16</w:t>
             </w:r>
           </w:p>
         </w:tc>
@@ -29259,7 +29259,7 @@
             </w:pPr>
             <w:r>
               <w:rPr/>
-              <w:t>1.1.21</w:t>
+              <w:t>1.1.16</w:t>
             </w:r>
           </w:p>
         </w:tc>
@@ -29412,7 +29412,7 @@
             </w:pPr>
             <w:r>
               <w:rPr/>
-              <w:t>1.1.21</w:t>
+              <w:t>1.1.16</w:t>
             </w:r>
           </w:p>
         </w:tc>
@@ -29555,7 +29555,7 @@
             </w:pPr>
             <w:r>
               <w:rPr/>
-              <w:t>1.1.21</w:t>
+              <w:t>1.1.16</w:t>
             </w:r>
           </w:p>
         </w:tc>

--- a/docs/guides/crew/crew-configuration-reference.docx
+++ b/docs/guides/crew/crew-configuration-reference.docx
@@ -970,11 +970,11 @@
         <w:rPr>
           <w:rStyle w:val="Strong"/>
         </w:rPr>
-        <w:t>156 keys</w:t>
+        <w:t>157 keys</w:t>
       </w:r>
       <w:r>
         <w:rPr/>
-        <w:t>: 88 settable in the machine-global file, 68 repo-only.</w:t>
+        <w:t>: 89 settable in the machine-global file, 68 repo-only.</w:t>
       </w:r>
     </w:p>
     <w:p>
@@ -21101,12 +21101,12 @@
         </w:tblCellMar>
       </w:tblPr>
       <w:tblGrid>
-        <w:gridCol w:w="3455"/>
-        <w:gridCol w:w="1230"/>
+        <w:gridCol w:w="3510"/>
+        <w:gridCol w:w="1221"/>
         <w:gridCol w:w="1062"/>
-        <w:gridCol w:w="2243"/>
-        <w:gridCol w:w="1263"/>
-        <w:gridCol w:w="3865"/>
+        <w:gridCol w:w="2034"/>
+        <w:gridCol w:w="1270"/>
+        <w:gridCol w:w="4021"/>
       </w:tblGrid>
       <w:tr>
         <w:trPr>
@@ -21114,7 +21114,7 @@
         </w:trPr>
         <w:tc>
           <w:tcPr>
-            <w:tcW w:w="3455" w:type="dxa"/>
+            <w:tcW w:w="3510" w:type="dxa"/>
             <w:tcBorders/>
             <w:vAlign w:val="center"/>
           </w:tcPr>
@@ -21136,7 +21136,7 @@
         </w:tc>
         <w:tc>
           <w:tcPr>
-            <w:tcW w:w="1230" w:type="dxa"/>
+            <w:tcW w:w="1221" w:type="dxa"/>
             <w:tcBorders/>
             <w:vAlign w:val="center"/>
           </w:tcPr>
@@ -21180,7 +21180,7 @@
         </w:tc>
         <w:tc>
           <w:tcPr>
-            <w:tcW w:w="2243" w:type="dxa"/>
+            <w:tcW w:w="2034" w:type="dxa"/>
             <w:tcBorders/>
             <w:vAlign w:val="center"/>
           </w:tcPr>
@@ -21202,7 +21202,7 @@
         </w:tc>
         <w:tc>
           <w:tcPr>
-            <w:tcW w:w="1263" w:type="dxa"/>
+            <w:tcW w:w="1270" w:type="dxa"/>
             <w:tcBorders/>
             <w:vAlign w:val="center"/>
           </w:tcPr>
@@ -21224,7 +21224,7 @@
         </w:tc>
         <w:tc>
           <w:tcPr>
-            <w:tcW w:w="3865" w:type="dxa"/>
+            <w:tcW w:w="4021" w:type="dxa"/>
             <w:tcBorders/>
             <w:vAlign w:val="center"/>
           </w:tcPr>
@@ -21249,7 +21249,7 @@
         <w:trPr/>
         <w:tc>
           <w:tcPr>
-            <w:tcW w:w="3455" w:type="dxa"/>
+            <w:tcW w:w="3510" w:type="dxa"/>
             <w:tcBorders/>
             <w:vAlign w:val="center"/>
           </w:tcPr>
@@ -21272,7 +21272,7 @@
         </w:tc>
         <w:tc>
           <w:tcPr>
-            <w:tcW w:w="1230" w:type="dxa"/>
+            <w:tcW w:w="1221" w:type="dxa"/>
             <w:tcBorders/>
             <w:vAlign w:val="center"/>
           </w:tcPr>
@@ -21316,7 +21316,7 @@
         </w:tc>
         <w:tc>
           <w:tcPr>
-            <w:tcW w:w="2243" w:type="dxa"/>
+            <w:tcW w:w="2034" w:type="dxa"/>
             <w:tcBorders/>
             <w:vAlign w:val="center"/>
           </w:tcPr>
@@ -21363,7 +21363,7 @@
         </w:tc>
         <w:tc>
           <w:tcPr>
-            <w:tcW w:w="1263" w:type="dxa"/>
+            <w:tcW w:w="1270" w:type="dxa"/>
             <w:tcBorders/>
             <w:vAlign w:val="center"/>
           </w:tcPr>
@@ -21384,7 +21384,7 @@
         </w:tc>
         <w:tc>
           <w:tcPr>
-            <w:tcW w:w="3865" w:type="dxa"/>
+            <w:tcW w:w="4021" w:type="dxa"/>
             <w:tcBorders/>
             <w:vAlign w:val="center"/>
           </w:tcPr>
@@ -21414,7 +21414,7 @@
         <w:trPr/>
         <w:tc>
           <w:tcPr>
-            <w:tcW w:w="3455" w:type="dxa"/>
+            <w:tcW w:w="3510" w:type="dxa"/>
             <w:tcBorders/>
             <w:vAlign w:val="center"/>
           </w:tcPr>
@@ -21437,7 +21437,7 @@
         </w:tc>
         <w:tc>
           <w:tcPr>
-            <w:tcW w:w="1230" w:type="dxa"/>
+            <w:tcW w:w="1221" w:type="dxa"/>
             <w:tcBorders/>
             <w:vAlign w:val="center"/>
           </w:tcPr>
@@ -21481,7 +21481,7 @@
         </w:tc>
         <w:tc>
           <w:tcPr>
-            <w:tcW w:w="2243" w:type="dxa"/>
+            <w:tcW w:w="2034" w:type="dxa"/>
             <w:tcBorders/>
             <w:vAlign w:val="center"/>
           </w:tcPr>
@@ -21528,7 +21528,7 @@
         </w:tc>
         <w:tc>
           <w:tcPr>
-            <w:tcW w:w="1263" w:type="dxa"/>
+            <w:tcW w:w="1270" w:type="dxa"/>
             <w:tcBorders/>
             <w:vAlign w:val="center"/>
           </w:tcPr>
@@ -21549,7 +21549,7 @@
         </w:tc>
         <w:tc>
           <w:tcPr>
-            <w:tcW w:w="3865" w:type="dxa"/>
+            <w:tcW w:w="4021" w:type="dxa"/>
             <w:tcBorders/>
             <w:vAlign w:val="center"/>
           </w:tcPr>
@@ -21579,7 +21579,7 @@
         <w:trPr/>
         <w:tc>
           <w:tcPr>
-            <w:tcW w:w="3455" w:type="dxa"/>
+            <w:tcW w:w="3510" w:type="dxa"/>
             <w:tcBorders/>
             <w:vAlign w:val="center"/>
           </w:tcPr>
@@ -21602,7 +21602,7 @@
         </w:tc>
         <w:tc>
           <w:tcPr>
-            <w:tcW w:w="1230" w:type="dxa"/>
+            <w:tcW w:w="1221" w:type="dxa"/>
             <w:tcBorders/>
             <w:vAlign w:val="center"/>
           </w:tcPr>
@@ -21646,7 +21646,7 @@
         </w:tc>
         <w:tc>
           <w:tcPr>
-            <w:tcW w:w="2243" w:type="dxa"/>
+            <w:tcW w:w="2034" w:type="dxa"/>
             <w:tcBorders/>
             <w:vAlign w:val="center"/>
           </w:tcPr>
@@ -21693,7 +21693,7 @@
         </w:tc>
         <w:tc>
           <w:tcPr>
-            <w:tcW w:w="1263" w:type="dxa"/>
+            <w:tcW w:w="1270" w:type="dxa"/>
             <w:tcBorders/>
             <w:vAlign w:val="center"/>
           </w:tcPr>
@@ -21714,7 +21714,7 @@
         </w:tc>
         <w:tc>
           <w:tcPr>
-            <w:tcW w:w="3865" w:type="dxa"/>
+            <w:tcW w:w="4021" w:type="dxa"/>
             <w:tcBorders/>
             <w:vAlign w:val="center"/>
           </w:tcPr>
@@ -21744,7 +21744,7 @@
         <w:trPr/>
         <w:tc>
           <w:tcPr>
-            <w:tcW w:w="3455" w:type="dxa"/>
+            <w:tcW w:w="3510" w:type="dxa"/>
             <w:tcBorders/>
             <w:vAlign w:val="center"/>
           </w:tcPr>
@@ -21767,7 +21767,7 @@
         </w:tc>
         <w:tc>
           <w:tcPr>
-            <w:tcW w:w="1230" w:type="dxa"/>
+            <w:tcW w:w="1221" w:type="dxa"/>
             <w:tcBorders/>
             <w:vAlign w:val="center"/>
           </w:tcPr>
@@ -21811,7 +21811,7 @@
         </w:tc>
         <w:tc>
           <w:tcPr>
-            <w:tcW w:w="2243" w:type="dxa"/>
+            <w:tcW w:w="2034" w:type="dxa"/>
             <w:tcBorders/>
             <w:vAlign w:val="center"/>
           </w:tcPr>
@@ -21858,7 +21858,7 @@
         </w:tc>
         <w:tc>
           <w:tcPr>
-            <w:tcW w:w="1263" w:type="dxa"/>
+            <w:tcW w:w="1270" w:type="dxa"/>
             <w:tcBorders/>
             <w:vAlign w:val="center"/>
           </w:tcPr>
@@ -21879,7 +21879,7 @@
         </w:tc>
         <w:tc>
           <w:tcPr>
-            <w:tcW w:w="3865" w:type="dxa"/>
+            <w:tcW w:w="4021" w:type="dxa"/>
             <w:tcBorders/>
             <w:vAlign w:val="center"/>
           </w:tcPr>
@@ -21913,7 +21913,7 @@
         <w:trPr/>
         <w:tc>
           <w:tcPr>
-            <w:tcW w:w="3455" w:type="dxa"/>
+            <w:tcW w:w="3510" w:type="dxa"/>
             <w:tcBorders/>
             <w:vAlign w:val="center"/>
           </w:tcPr>
@@ -21936,7 +21936,7 @@
         </w:tc>
         <w:tc>
           <w:tcPr>
-            <w:tcW w:w="1230" w:type="dxa"/>
+            <w:tcW w:w="1221" w:type="dxa"/>
             <w:tcBorders/>
             <w:vAlign w:val="center"/>
           </w:tcPr>
@@ -21980,7 +21980,7 @@
         </w:tc>
         <w:tc>
           <w:tcPr>
-            <w:tcW w:w="2243" w:type="dxa"/>
+            <w:tcW w:w="2034" w:type="dxa"/>
             <w:tcBorders/>
             <w:vAlign w:val="center"/>
           </w:tcPr>
@@ -22027,7 +22027,7 @@
         </w:tc>
         <w:tc>
           <w:tcPr>
-            <w:tcW w:w="1263" w:type="dxa"/>
+            <w:tcW w:w="1270" w:type="dxa"/>
             <w:tcBorders/>
             <w:vAlign w:val="center"/>
           </w:tcPr>
@@ -22048,7 +22048,7 @@
         </w:tc>
         <w:tc>
           <w:tcPr>
-            <w:tcW w:w="3865" w:type="dxa"/>
+            <w:tcW w:w="4021" w:type="dxa"/>
             <w:tcBorders/>
             <w:vAlign w:val="center"/>
           </w:tcPr>
@@ -22072,7 +22072,7 @@
         <w:trPr/>
         <w:tc>
           <w:tcPr>
-            <w:tcW w:w="3455" w:type="dxa"/>
+            <w:tcW w:w="3510" w:type="dxa"/>
             <w:tcBorders/>
             <w:vAlign w:val="center"/>
           </w:tcPr>
@@ -22095,7 +22095,7 @@
         </w:tc>
         <w:tc>
           <w:tcPr>
-            <w:tcW w:w="1230" w:type="dxa"/>
+            <w:tcW w:w="1221" w:type="dxa"/>
             <w:tcBorders/>
             <w:vAlign w:val="center"/>
           </w:tcPr>
@@ -22139,7 +22139,7 @@
         </w:tc>
         <w:tc>
           <w:tcPr>
-            <w:tcW w:w="2243" w:type="dxa"/>
+            <w:tcW w:w="2034" w:type="dxa"/>
             <w:tcBorders/>
             <w:vAlign w:val="center"/>
           </w:tcPr>
@@ -22186,7 +22186,7 @@
         </w:tc>
         <w:tc>
           <w:tcPr>
-            <w:tcW w:w="1263" w:type="dxa"/>
+            <w:tcW w:w="1270" w:type="dxa"/>
             <w:tcBorders/>
             <w:vAlign w:val="center"/>
           </w:tcPr>
@@ -22207,7 +22207,7 @@
         </w:tc>
         <w:tc>
           <w:tcPr>
-            <w:tcW w:w="3865" w:type="dxa"/>
+            <w:tcW w:w="4021" w:type="dxa"/>
             <w:tcBorders/>
             <w:vAlign w:val="center"/>
           </w:tcPr>
@@ -22231,7 +22231,7 @@
         <w:trPr/>
         <w:tc>
           <w:tcPr>
-            <w:tcW w:w="3455" w:type="dxa"/>
+            <w:tcW w:w="3510" w:type="dxa"/>
             <w:tcBorders/>
             <w:vAlign w:val="center"/>
           </w:tcPr>
@@ -22254,7 +22254,7 @@
         </w:tc>
         <w:tc>
           <w:tcPr>
-            <w:tcW w:w="1230" w:type="dxa"/>
+            <w:tcW w:w="1221" w:type="dxa"/>
             <w:tcBorders/>
             <w:vAlign w:val="center"/>
           </w:tcPr>
@@ -22298,7 +22298,7 @@
         </w:tc>
         <w:tc>
           <w:tcPr>
-            <w:tcW w:w="2243" w:type="dxa"/>
+            <w:tcW w:w="2034" w:type="dxa"/>
             <w:tcBorders/>
             <w:vAlign w:val="center"/>
           </w:tcPr>
@@ -22345,7 +22345,7 @@
         </w:tc>
         <w:tc>
           <w:tcPr>
-            <w:tcW w:w="1263" w:type="dxa"/>
+            <w:tcW w:w="1270" w:type="dxa"/>
             <w:tcBorders/>
             <w:vAlign w:val="center"/>
           </w:tcPr>
@@ -22366,7 +22366,7 @@
         </w:tc>
         <w:tc>
           <w:tcPr>
-            <w:tcW w:w="3865" w:type="dxa"/>
+            <w:tcW w:w="4021" w:type="dxa"/>
             <w:tcBorders/>
             <w:vAlign w:val="center"/>
           </w:tcPr>
@@ -22420,7 +22420,7 @@
         <w:trPr/>
         <w:tc>
           <w:tcPr>
-            <w:tcW w:w="3455" w:type="dxa"/>
+            <w:tcW w:w="3510" w:type="dxa"/>
             <w:tcBorders/>
             <w:vAlign w:val="center"/>
           </w:tcPr>
@@ -22443,7 +22443,7 @@
         </w:tc>
         <w:tc>
           <w:tcPr>
-            <w:tcW w:w="1230" w:type="dxa"/>
+            <w:tcW w:w="1221" w:type="dxa"/>
             <w:tcBorders/>
             <w:vAlign w:val="center"/>
           </w:tcPr>
@@ -22487,7 +22487,7 @@
         </w:tc>
         <w:tc>
           <w:tcPr>
-            <w:tcW w:w="2243" w:type="dxa"/>
+            <w:tcW w:w="2034" w:type="dxa"/>
             <w:tcBorders/>
             <w:vAlign w:val="center"/>
           </w:tcPr>
@@ -22534,7 +22534,7 @@
         </w:tc>
         <w:tc>
           <w:tcPr>
-            <w:tcW w:w="1263" w:type="dxa"/>
+            <w:tcW w:w="1270" w:type="dxa"/>
             <w:tcBorders/>
             <w:vAlign w:val="center"/>
           </w:tcPr>
@@ -22555,7 +22555,7 @@
         </w:tc>
         <w:tc>
           <w:tcPr>
-            <w:tcW w:w="3865" w:type="dxa"/>
+            <w:tcW w:w="4021" w:type="dxa"/>
             <w:tcBorders/>
             <w:vAlign w:val="center"/>
           </w:tcPr>
@@ -22579,7 +22579,7 @@
         <w:trPr/>
         <w:tc>
           <w:tcPr>
-            <w:tcW w:w="3455" w:type="dxa"/>
+            <w:tcW w:w="3510" w:type="dxa"/>
             <w:tcBorders/>
             <w:vAlign w:val="center"/>
           </w:tcPr>
@@ -22602,7 +22602,7 @@
         </w:tc>
         <w:tc>
           <w:tcPr>
-            <w:tcW w:w="1230" w:type="dxa"/>
+            <w:tcW w:w="1221" w:type="dxa"/>
             <w:tcBorders/>
             <w:vAlign w:val="center"/>
           </w:tcPr>
@@ -22646,7 +22646,7 @@
         </w:tc>
         <w:tc>
           <w:tcPr>
-            <w:tcW w:w="2243" w:type="dxa"/>
+            <w:tcW w:w="2034" w:type="dxa"/>
             <w:tcBorders/>
             <w:vAlign w:val="center"/>
           </w:tcPr>
@@ -22693,7 +22693,7 @@
         </w:tc>
         <w:tc>
           <w:tcPr>
-            <w:tcW w:w="1263" w:type="dxa"/>
+            <w:tcW w:w="1270" w:type="dxa"/>
             <w:tcBorders/>
             <w:vAlign w:val="center"/>
           </w:tcPr>
@@ -22714,7 +22714,7 @@
         </w:tc>
         <w:tc>
           <w:tcPr>
-            <w:tcW w:w="3865" w:type="dxa"/>
+            <w:tcW w:w="4021" w:type="dxa"/>
             <w:tcBorders/>
             <w:vAlign w:val="center"/>
           </w:tcPr>
@@ -22738,7 +22738,7 @@
         <w:trPr/>
         <w:tc>
           <w:tcPr>
-            <w:tcW w:w="3455" w:type="dxa"/>
+            <w:tcW w:w="3510" w:type="dxa"/>
             <w:tcBorders/>
             <w:vAlign w:val="center"/>
           </w:tcPr>
@@ -22761,7 +22761,7 @@
         </w:tc>
         <w:tc>
           <w:tcPr>
-            <w:tcW w:w="1230" w:type="dxa"/>
+            <w:tcW w:w="1221" w:type="dxa"/>
             <w:tcBorders/>
             <w:vAlign w:val="center"/>
           </w:tcPr>
@@ -22805,7 +22805,7 @@
         </w:tc>
         <w:tc>
           <w:tcPr>
-            <w:tcW w:w="2243" w:type="dxa"/>
+            <w:tcW w:w="2034" w:type="dxa"/>
             <w:tcBorders/>
             <w:vAlign w:val="center"/>
           </w:tcPr>
@@ -22852,7 +22852,7 @@
         </w:tc>
         <w:tc>
           <w:tcPr>
-            <w:tcW w:w="1263" w:type="dxa"/>
+            <w:tcW w:w="1270" w:type="dxa"/>
             <w:tcBorders/>
             <w:vAlign w:val="center"/>
           </w:tcPr>
@@ -22873,7 +22873,7 @@
         </w:tc>
         <w:tc>
           <w:tcPr>
-            <w:tcW w:w="3865" w:type="dxa"/>
+            <w:tcW w:w="4021" w:type="dxa"/>
             <w:tcBorders/>
             <w:vAlign w:val="center"/>
           </w:tcPr>
@@ -22917,7 +22917,7 @@
         <w:trPr/>
         <w:tc>
           <w:tcPr>
-            <w:tcW w:w="3455" w:type="dxa"/>
+            <w:tcW w:w="3510" w:type="dxa"/>
             <w:tcBorders/>
             <w:vAlign w:val="center"/>
           </w:tcPr>
@@ -22940,7 +22940,7 @@
         </w:tc>
         <w:tc>
           <w:tcPr>
-            <w:tcW w:w="1230" w:type="dxa"/>
+            <w:tcW w:w="1221" w:type="dxa"/>
             <w:tcBorders/>
             <w:vAlign w:val="center"/>
           </w:tcPr>
@@ -22984,7 +22984,7 @@
         </w:tc>
         <w:tc>
           <w:tcPr>
-            <w:tcW w:w="2243" w:type="dxa"/>
+            <w:tcW w:w="2034" w:type="dxa"/>
             <w:tcBorders/>
             <w:vAlign w:val="center"/>
           </w:tcPr>
@@ -23031,7 +23031,7 @@
         </w:tc>
         <w:tc>
           <w:tcPr>
-            <w:tcW w:w="1263" w:type="dxa"/>
+            <w:tcW w:w="1270" w:type="dxa"/>
             <w:tcBorders/>
             <w:vAlign w:val="center"/>
           </w:tcPr>
@@ -23052,7 +23052,7 @@
         </w:tc>
         <w:tc>
           <w:tcPr>
-            <w:tcW w:w="3865" w:type="dxa"/>
+            <w:tcW w:w="4021" w:type="dxa"/>
             <w:tcBorders/>
             <w:vAlign w:val="center"/>
           </w:tcPr>
@@ -23068,6 +23068,185 @@
             <w:r>
               <w:rPr/>
               <w:t xml:space="preserve">Whether the cloud guard judges commands at all. Default </w:t>
+            </w:r>
+            <w:r>
+              <w:rPr>
+                <w:rStyle w:val="SourceText"/>
+              </w:rPr>
+              <w:t>off</w:t>
+            </w:r>
+            <w:r>
+              <w:rPr/>
+              <w:t xml:space="preserve">; </w:t>
+            </w:r>
+            <w:r>
+              <w:rPr>
+                <w:rStyle w:val="SourceText"/>
+              </w:rPr>
+              <w:t>report</w:t>
+            </w:r>
+            <w:r>
+              <w:rPr/>
+              <w:t xml:space="preserve"> logs only.</w:t>
+            </w:r>
+          </w:p>
+        </w:tc>
+      </w:tr>
+      <w:tr>
+        <w:trPr/>
+        <w:tc>
+          <w:tcPr>
+            <w:tcW w:w="3510" w:type="dxa"/>
+            <w:tcBorders/>
+            <w:vAlign w:val="center"/>
+          </w:tcPr>
+          <w:p>
+            <w:pPr>
+              <w:pStyle w:val="TableContents"/>
+              <w:shd w:fill="2E3440" w:val="clear"/>
+              <w:bidi w:val="0"/>
+              <w:spacing w:before="120" w:after="120"/>
+              <w:jc w:val="left"/>
+              <w:rPr/>
+            </w:pPr>
+            <w:r>
+              <w:rPr>
+                <w:rStyle w:val="SourceText"/>
+              </w:rPr>
+              <w:t>guards.envGuard</w:t>
+            </w:r>
+          </w:p>
+        </w:tc>
+        <w:tc>
+          <w:tcPr>
+            <w:tcW w:w="1221" w:type="dxa"/>
+            <w:tcBorders/>
+            <w:vAlign w:val="center"/>
+          </w:tcPr>
+          <w:p>
+            <w:pPr>
+              <w:pStyle w:val="TableContents"/>
+              <w:shd w:fill="2E3440" w:val="clear"/>
+              <w:bidi w:val="0"/>
+              <w:spacing w:before="120" w:after="120"/>
+              <w:jc w:val="left"/>
+              <w:rPr/>
+            </w:pPr>
+            <w:r>
+              <w:rPr/>
+              <w:t>both, ratchet</w:t>
+            </w:r>
+          </w:p>
+        </w:tc>
+        <w:tc>
+          <w:tcPr>
+            <w:tcW w:w="1062" w:type="dxa"/>
+            <w:tcBorders/>
+            <w:vAlign w:val="center"/>
+          </w:tcPr>
+          <w:p>
+            <w:pPr>
+              <w:pStyle w:val="TableContents"/>
+              <w:shd w:fill="2E3440" w:val="clear"/>
+              <w:bidi w:val="0"/>
+              <w:spacing w:before="120" w:after="120"/>
+              <w:jc w:val="left"/>
+              <w:rPr/>
+            </w:pPr>
+            <w:r>
+              <w:rPr>
+                <w:rStyle w:val="SourceText"/>
+              </w:rPr>
+              <w:t>"off"</w:t>
+            </w:r>
+          </w:p>
+        </w:tc>
+        <w:tc>
+          <w:tcPr>
+            <w:tcW w:w="2034" w:type="dxa"/>
+            <w:tcBorders/>
+            <w:vAlign w:val="center"/>
+          </w:tcPr>
+          <w:p>
+            <w:pPr>
+              <w:pStyle w:val="TableContents"/>
+              <w:shd w:fill="2E3440" w:val="clear"/>
+              <w:bidi w:val="0"/>
+              <w:spacing w:before="120" w:after="120"/>
+              <w:jc w:val="left"/>
+              <w:rPr/>
+            </w:pPr>
+            <w:r>
+              <w:rPr>
+                <w:rStyle w:val="SourceText"/>
+              </w:rPr>
+              <w:t>block</w:t>
+            </w:r>
+            <w:r>
+              <w:rPr/>
+              <w:t xml:space="preserve"> | </w:t>
+            </w:r>
+            <w:r>
+              <w:rPr>
+                <w:rStyle w:val="SourceText"/>
+              </w:rPr>
+              <w:t>report</w:t>
+            </w:r>
+            <w:r>
+              <w:rPr/>
+              <w:t xml:space="preserve"> | </w:t>
+            </w:r>
+            <w:r>
+              <w:rPr>
+                <w:rStyle w:val="SourceText"/>
+              </w:rPr>
+              <w:t>off</w:t>
+            </w:r>
+            <w:r>
+              <w:rPr/>
+              <w:t xml:space="preserve"> (ratchet: narrower layer wins; listed narrowest first)</w:t>
+            </w:r>
+          </w:p>
+        </w:tc>
+        <w:tc>
+          <w:tcPr>
+            <w:tcW w:w="1270" w:type="dxa"/>
+            <w:tcBorders/>
+            <w:vAlign w:val="center"/>
+          </w:tcPr>
+          <w:p>
+            <w:pPr>
+              <w:pStyle w:val="TableContents"/>
+              <w:shd w:fill="2E3440" w:val="clear"/>
+              <w:bidi w:val="0"/>
+              <w:spacing w:before="120" w:after="120"/>
+              <w:jc w:val="left"/>
+              <w:rPr/>
+            </w:pPr>
+            <w:r>
+              <w:rPr/>
+              <w:t>1.2.24</w:t>
+            </w:r>
+          </w:p>
+        </w:tc>
+        <w:tc>
+          <w:tcPr>
+            <w:tcW w:w="4021" w:type="dxa"/>
+            <w:tcBorders/>
+            <w:vAlign w:val="center"/>
+          </w:tcPr>
+          <w:p>
+            <w:pPr>
+              <w:pStyle w:val="TableContents"/>
+              <w:shd w:fill="2E3440" w:val="clear"/>
+              <w:bidi w:val="0"/>
+              <w:spacing w:before="120" w:after="120"/>
+              <w:jc w:val="left"/>
+              <w:rPr/>
+            </w:pPr>
+            <w:r>
+              <w:rPr/>
+              <w:t xml:space="preserve">Refuse a command that prints the whole environment or a credential-named variable. Default </w:t>
             </w:r>
             <w:r>
               <w:rPr>

--- a/docs/guides/crew/crew-configuration-reference.docx
+++ b/docs/guides/crew/crew-configuration-reference.docx
@@ -10304,7 +10304,7 @@
               <w:rPr>
                 <w:rStyle w:val="SourceText"/>
               </w:rPr>
-              <w:t>0.5</w:t>
+              <w:t>0.4</w:t>
             </w:r>
           </w:p>
         </w:tc>
@@ -10377,7 +10377,7 @@
             </w:pPr>
             <w:r>
               <w:rPr/>
-              <w:t>Fraction of the budget at which the watcher warns.</w:t>
+              <w:t>Fraction of the budget at which the watcher warns, wraps up and auto-clears; default 0.4 since 1.2.40 (was 0.5), an explicit value is kept.</w:t>
             </w:r>
           </w:p>
         </w:tc>
@@ -23225,7 +23225,7 @@
             </w:pPr>
             <w:r>
               <w:rPr/>
-              <w:t>1.2.24</w:t>
+              <w:t>1.2.26</w:t>
             </w:r>
           </w:p>
         </w:tc>

--- a/docs/guides/crew/crew-configuration-reference.docx
+++ b/docs/guides/crew/crew-configuration-reference.docx
@@ -29755,7 +29755,7 @@
             </w:pPr>
             <w:r>
               <w:rPr/>
-              <w:t>Input plus output tokens one goal session may spend before the run stops; a transcript that cannot be read stops too. Anything but a positive integer reads as 2000000, with a warning.</w:t>
+              <w:t>Input plus output tokens one goal session may spend, each assistant message counted once, before the run stops; a transcript that cannot be read stops too. Anything but a positive integer reads as 2000000, with a warning.</w:t>
             </w:r>
           </w:p>
         </w:tc>

--- a/docs/guides/crew/crew-configuration-reference.docx
+++ b/docs/guides/crew/crew-configuration-reference.docx
@@ -9955,9 +9955,9 @@
         <w:gridCol w:w="4654"/>
         <w:gridCol w:w="1784"/>
         <w:gridCol w:w="1402"/>
-        <w:gridCol w:w="2340"/>
+        <w:gridCol w:w="2331"/>
         <w:gridCol w:w="1025"/>
-        <w:gridCol w:w="1913"/>
+        <w:gridCol w:w="1922"/>
       </w:tblGrid>
       <w:tr>
         <w:trPr>
@@ -10031,7 +10031,7 @@
         </w:tc>
         <w:tc>
           <w:tcPr>
-            <w:tcW w:w="2340" w:type="dxa"/>
+            <w:tcW w:w="2331" w:type="dxa"/>
             <w:tcBorders/>
             <w:vAlign w:val="center"/>
           </w:tcPr>
@@ -10075,7 +10075,7 @@
         </w:tc>
         <w:tc>
           <w:tcPr>
-            <w:tcW w:w="1913" w:type="dxa"/>
+            <w:tcW w:w="1922" w:type="dxa"/>
             <w:tcBorders/>
             <w:vAlign w:val="center"/>
           </w:tcPr>
@@ -10167,7 +10167,7 @@
         </w:tc>
         <w:tc>
           <w:tcPr>
-            <w:tcW w:w="2340" w:type="dxa"/>
+            <w:tcW w:w="2331" w:type="dxa"/>
             <w:tcBorders/>
             <w:vAlign w:val="center"/>
           </w:tcPr>
@@ -10219,7 +10219,7 @@
         </w:tc>
         <w:tc>
           <w:tcPr>
-            <w:tcW w:w="1913" w:type="dxa"/>
+            <w:tcW w:w="1922" w:type="dxa"/>
             <w:tcBorders/>
             <w:vAlign w:val="center"/>
           </w:tcPr>
@@ -10310,7 +10310,7 @@
         </w:tc>
         <w:tc>
           <w:tcPr>
-            <w:tcW w:w="2340" w:type="dxa"/>
+            <w:tcW w:w="2331" w:type="dxa"/>
             <w:tcBorders/>
             <w:vAlign w:val="center"/>
           </w:tcPr>
@@ -10362,7 +10362,7 @@
         </w:tc>
         <w:tc>
           <w:tcPr>
-            <w:tcW w:w="1913" w:type="dxa"/>
+            <w:tcW w:w="1922" w:type="dxa"/>
             <w:tcBorders/>
             <w:vAlign w:val="center"/>
           </w:tcPr>
@@ -10453,7 +10453,7 @@
         </w:tc>
         <w:tc>
           <w:tcPr>
-            <w:tcW w:w="2340" w:type="dxa"/>
+            <w:tcW w:w="2331" w:type="dxa"/>
             <w:tcBorders/>
             <w:vAlign w:val="center"/>
           </w:tcPr>
@@ -10505,7 +10505,7 @@
         </w:tc>
         <w:tc>
           <w:tcPr>
-            <w:tcW w:w="1913" w:type="dxa"/>
+            <w:tcW w:w="1922" w:type="dxa"/>
             <w:tcBorders/>
             <w:vAlign w:val="center"/>
           </w:tcPr>
@@ -10596,7 +10596,7 @@
         </w:tc>
         <w:tc>
           <w:tcPr>
-            <w:tcW w:w="2340" w:type="dxa"/>
+            <w:tcW w:w="2331" w:type="dxa"/>
             <w:tcBorders/>
             <w:vAlign w:val="center"/>
           </w:tcPr>
@@ -10648,7 +10648,7 @@
         </w:tc>
         <w:tc>
           <w:tcPr>
-            <w:tcW w:w="1913" w:type="dxa"/>
+            <w:tcW w:w="1922" w:type="dxa"/>
             <w:tcBorders/>
             <w:vAlign w:val="center"/>
           </w:tcPr>
@@ -10749,7 +10749,7 @@
         </w:tc>
         <w:tc>
           <w:tcPr>
-            <w:tcW w:w="2340" w:type="dxa"/>
+            <w:tcW w:w="2331" w:type="dxa"/>
             <w:tcBorders/>
             <w:vAlign w:val="center"/>
           </w:tcPr>
@@ -10801,7 +10801,7 @@
         </w:tc>
         <w:tc>
           <w:tcPr>
-            <w:tcW w:w="1913" w:type="dxa"/>
+            <w:tcW w:w="1922" w:type="dxa"/>
             <w:tcBorders/>
             <w:vAlign w:val="center"/>
           </w:tcPr>
@@ -10892,7 +10892,7 @@
         </w:tc>
         <w:tc>
           <w:tcPr>
-            <w:tcW w:w="2340" w:type="dxa"/>
+            <w:tcW w:w="2331" w:type="dxa"/>
             <w:tcBorders/>
             <w:vAlign w:val="center"/>
           </w:tcPr>
@@ -10944,7 +10944,7 @@
         </w:tc>
         <w:tc>
           <w:tcPr>
-            <w:tcW w:w="1913" w:type="dxa"/>
+            <w:tcW w:w="1922" w:type="dxa"/>
             <w:tcBorders/>
             <w:vAlign w:val="center"/>
           </w:tcPr>
@@ -11035,7 +11035,7 @@
         </w:tc>
         <w:tc>
           <w:tcPr>
-            <w:tcW w:w="2340" w:type="dxa"/>
+            <w:tcW w:w="2331" w:type="dxa"/>
             <w:tcBorders/>
             <w:vAlign w:val="center"/>
           </w:tcPr>
@@ -11113,7 +11113,7 @@
         </w:tc>
         <w:tc>
           <w:tcPr>
-            <w:tcW w:w="1913" w:type="dxa"/>
+            <w:tcW w:w="1922" w:type="dxa"/>
             <w:tcBorders/>
             <w:vAlign w:val="center"/>
           </w:tcPr>
@@ -11224,7 +11224,7 @@
         </w:tc>
         <w:tc>
           <w:tcPr>
-            <w:tcW w:w="2340" w:type="dxa"/>
+            <w:tcW w:w="2331" w:type="dxa"/>
             <w:tcBorders/>
             <w:vAlign w:val="center"/>
           </w:tcPr>
@@ -11295,17 +11295,7 @@
             </w:r>
             <w:r>
               <w:rPr/>
-              <w:t xml:space="preserve"> | </w:t>
-            </w:r>
-            <w:r>
-              <w:rPr>
-                <w:rStyle w:val="SourceText"/>
-              </w:rPr>
-              <w:t>sendkeys</w:t>
-            </w:r>
-            <w:r>
-              <w:rPr/>
-              <w:t>; per OS: linux: auto, none, notify, tmux, xdotool, wtype; macos: auto, none, notify, tmux; windows: auto, none, notify, sendkeys; windows-bash: auto, none, notify, tmux, sendkeys</w:t>
+              <w:t>; per OS: linux: auto, none, notify, tmux, xdotool, wtype; macos: auto, none, notify, tmux; windows: auto, none, notify; windows-bash: auto, none, notify, tmux</w:t>
             </w:r>
           </w:p>
         </w:tc>
@@ -11332,7 +11322,7 @@
         </w:tc>
         <w:tc>
           <w:tcPr>
-            <w:tcW w:w="1913" w:type="dxa"/>
+            <w:tcW w:w="1922" w:type="dxa"/>
             <w:tcBorders/>
             <w:vAlign w:val="center"/>
           </w:tcPr>
@@ -11443,7 +11433,7 @@
         </w:tc>
         <w:tc>
           <w:tcPr>
-            <w:tcW w:w="2340" w:type="dxa"/>
+            <w:tcW w:w="2331" w:type="dxa"/>
             <w:tcBorders/>
             <w:vAlign w:val="center"/>
           </w:tcPr>
@@ -11464,7 +11454,7 @@
               <w:rPr>
                 <w:rStyle w:val="SourceText"/>
               </w:rPr>
-              <w:t>plugin/crew/hooks/scripts/auto-clear.ps1</w:t>
+              <w:t>plugin/crew/hooks/scripts/crew_autocycle.py</w:t>
             </w:r>
             <w:r>
               <w:rPr/>
@@ -11495,7 +11485,7 @@
         </w:tc>
         <w:tc>
           <w:tcPr>
-            <w:tcW w:w="1913" w:type="dxa"/>
+            <w:tcW w:w="1922" w:type="dxa"/>
             <w:tcBorders/>
             <w:vAlign w:val="center"/>
           </w:tcPr>
@@ -11586,7 +11576,7 @@
         </w:tc>
         <w:tc>
           <w:tcPr>
-            <w:tcW w:w="2340" w:type="dxa"/>
+            <w:tcW w:w="2331" w:type="dxa"/>
             <w:tcBorders/>
             <w:vAlign w:val="center"/>
           </w:tcPr>
@@ -11638,7 +11628,7 @@
         </w:tc>
         <w:tc>
           <w:tcPr>
-            <w:tcW w:w="1913" w:type="dxa"/>
+            <w:tcW w:w="1922" w:type="dxa"/>
             <w:tcBorders/>
             <w:vAlign w:val="center"/>
           </w:tcPr>
@@ -11729,7 +11719,7 @@
         </w:tc>
         <w:tc>
           <w:tcPr>
-            <w:tcW w:w="2340" w:type="dxa"/>
+            <w:tcW w:w="2331" w:type="dxa"/>
             <w:tcBorders/>
             <w:vAlign w:val="center"/>
           </w:tcPr>
@@ -11781,7 +11771,7 @@
         </w:tc>
         <w:tc>
           <w:tcPr>
-            <w:tcW w:w="1913" w:type="dxa"/>
+            <w:tcW w:w="1922" w:type="dxa"/>
             <w:tcBorders/>
             <w:vAlign w:val="center"/>
           </w:tcPr>
@@ -11872,7 +11862,7 @@
         </w:tc>
         <w:tc>
           <w:tcPr>
-            <w:tcW w:w="2340" w:type="dxa"/>
+            <w:tcW w:w="2331" w:type="dxa"/>
             <w:tcBorders/>
             <w:vAlign w:val="center"/>
           </w:tcPr>
@@ -11924,7 +11914,7 @@
         </w:tc>
         <w:tc>
           <w:tcPr>
-            <w:tcW w:w="1913" w:type="dxa"/>
+            <w:tcW w:w="1922" w:type="dxa"/>
             <w:tcBorders/>
             <w:vAlign w:val="center"/>
           </w:tcPr>
@@ -12015,7 +12005,7 @@
         </w:tc>
         <w:tc>
           <w:tcPr>
-            <w:tcW w:w="2340" w:type="dxa"/>
+            <w:tcW w:w="2331" w:type="dxa"/>
             <w:tcBorders/>
             <w:vAlign w:val="center"/>
           </w:tcPr>
@@ -12067,7 +12057,7 @@
         </w:tc>
         <w:tc>
           <w:tcPr>
-            <w:tcW w:w="1913" w:type="dxa"/>
+            <w:tcW w:w="1922" w:type="dxa"/>
             <w:tcBorders/>
             <w:vAlign w:val="center"/>
           </w:tcPr>
@@ -12188,7 +12178,7 @@
         </w:tc>
         <w:tc>
           <w:tcPr>
-            <w:tcW w:w="2340" w:type="dxa"/>
+            <w:tcW w:w="2331" w:type="dxa"/>
             <w:tcBorders/>
             <w:vAlign w:val="center"/>
           </w:tcPr>
@@ -12240,7 +12230,7 @@
         </w:tc>
         <w:tc>
           <w:tcPr>
-            <w:tcW w:w="1913" w:type="dxa"/>
+            <w:tcW w:w="1922" w:type="dxa"/>
             <w:tcBorders/>
             <w:vAlign w:val="center"/>
           </w:tcPr>
@@ -12341,7 +12331,7 @@
         </w:tc>
         <w:tc>
           <w:tcPr>
-            <w:tcW w:w="2340" w:type="dxa"/>
+            <w:tcW w:w="2331" w:type="dxa"/>
             <w:tcBorders/>
             <w:vAlign w:val="center"/>
           </w:tcPr>
@@ -12393,7 +12383,7 @@
         </w:tc>
         <w:tc>
           <w:tcPr>
-            <w:tcW w:w="1913" w:type="dxa"/>
+            <w:tcW w:w="1922" w:type="dxa"/>
             <w:tcBorders/>
             <w:vAlign w:val="center"/>
           </w:tcPr>
@@ -12494,7 +12484,7 @@
         </w:tc>
         <w:tc>
           <w:tcPr>
-            <w:tcW w:w="2340" w:type="dxa"/>
+            <w:tcW w:w="2331" w:type="dxa"/>
             <w:tcBorders/>
             <w:vAlign w:val="center"/>
           </w:tcPr>
@@ -12572,7 +12562,7 @@
         </w:tc>
         <w:tc>
           <w:tcPr>
-            <w:tcW w:w="1913" w:type="dxa"/>
+            <w:tcW w:w="1922" w:type="dxa"/>
             <w:tcBorders/>
             <w:vAlign w:val="center"/>
           </w:tcPr>
@@ -12693,7 +12683,7 @@
         </w:tc>
         <w:tc>
           <w:tcPr>
-            <w:tcW w:w="2340" w:type="dxa"/>
+            <w:tcW w:w="2331" w:type="dxa"/>
             <w:tcBorders/>
             <w:vAlign w:val="center"/>
           </w:tcPr>
@@ -12745,7 +12735,7 @@
         </w:tc>
         <w:tc>
           <w:tcPr>
-            <w:tcW w:w="1913" w:type="dxa"/>
+            <w:tcW w:w="1922" w:type="dxa"/>
             <w:tcBorders/>
             <w:vAlign w:val="center"/>
           </w:tcPr>
@@ -12836,7 +12826,7 @@
         </w:tc>
         <w:tc>
           <w:tcPr>
-            <w:tcW w:w="2340" w:type="dxa"/>
+            <w:tcW w:w="2331" w:type="dxa"/>
             <w:tcBorders/>
             <w:vAlign w:val="center"/>
           </w:tcPr>
@@ -12888,7 +12878,7 @@
         </w:tc>
         <w:tc>
           <w:tcPr>
-            <w:tcW w:w="1913" w:type="dxa"/>
+            <w:tcW w:w="1922" w:type="dxa"/>
             <w:tcBorders/>
             <w:vAlign w:val="center"/>
           </w:tcPr>
@@ -12989,7 +12979,7 @@
         </w:tc>
         <w:tc>
           <w:tcPr>
-            <w:tcW w:w="2340" w:type="dxa"/>
+            <w:tcW w:w="2331" w:type="dxa"/>
             <w:tcBorders/>
             <w:vAlign w:val="center"/>
           </w:tcPr>
@@ -13041,7 +13031,7 @@
         </w:tc>
         <w:tc>
           <w:tcPr>
-            <w:tcW w:w="1913" w:type="dxa"/>
+            <w:tcW w:w="1922" w:type="dxa"/>
             <w:tcBorders/>
             <w:vAlign w:val="center"/>
           </w:tcPr>
@@ -13132,7 +13122,7 @@
         </w:tc>
         <w:tc>
           <w:tcPr>
-            <w:tcW w:w="2340" w:type="dxa"/>
+            <w:tcW w:w="2331" w:type="dxa"/>
             <w:tcBorders/>
             <w:vAlign w:val="center"/>
           </w:tcPr>
@@ -13184,7 +13174,7 @@
         </w:tc>
         <w:tc>
           <w:tcPr>
-            <w:tcW w:w="1913" w:type="dxa"/>
+            <w:tcW w:w="1922" w:type="dxa"/>
             <w:tcBorders/>
             <w:vAlign w:val="center"/>
           </w:tcPr>

--- a/docs/guides/crew/crew-configuration-reference.docx
+++ b/docs/guides/crew/crew-configuration-reference.docx
@@ -1658,7 +1658,7 @@
               <w:rPr>
                 <w:rStyle w:val="SourceText"/>
               </w:rPr>
-              <w:t>7</w:t>
+              <w:t>8</w:t>
             </w:r>
           </w:p>
         </w:tc>

--- a/docs/guides/crew/crew-configuration-reference.docx
+++ b/docs/guides/crew/crew-configuration-reference.docx
@@ -5520,12 +5520,12 @@
         </w:tblCellMar>
       </w:tblPr>
       <w:tblGrid>
-        <w:gridCol w:w="2367"/>
-        <w:gridCol w:w="1254"/>
-        <w:gridCol w:w="1062"/>
-        <w:gridCol w:w="2915"/>
-        <w:gridCol w:w="1280"/>
-        <w:gridCol w:w="2461"/>
+        <w:gridCol w:w="2217"/>
+        <w:gridCol w:w="1170"/>
+        <w:gridCol w:w="1063"/>
+        <w:gridCol w:w="2572"/>
+        <w:gridCol w:w="1220"/>
+        <w:gridCol w:w="3097"/>
       </w:tblGrid>
       <w:tr>
         <w:trPr>
@@ -5533,7 +5533,7 @@
         </w:trPr>
         <w:tc>
           <w:tcPr>
-            <w:tcW w:w="2367" w:type="dxa"/>
+            <w:tcW w:w="2217" w:type="dxa"/>
             <w:tcBorders/>
             <w:vAlign w:val="center"/>
           </w:tcPr>
@@ -5555,7 +5555,7 @@
         </w:tc>
         <w:tc>
           <w:tcPr>
-            <w:tcW w:w="1254" w:type="dxa"/>
+            <w:tcW w:w="1170" w:type="dxa"/>
             <w:tcBorders/>
             <w:vAlign w:val="center"/>
           </w:tcPr>
@@ -5577,7 +5577,7 @@
         </w:tc>
         <w:tc>
           <w:tcPr>
-            <w:tcW w:w="1062" w:type="dxa"/>
+            <w:tcW w:w="1063" w:type="dxa"/>
             <w:tcBorders/>
             <w:vAlign w:val="center"/>
           </w:tcPr>
@@ -5599,7 +5599,7 @@
         </w:tc>
         <w:tc>
           <w:tcPr>
-            <w:tcW w:w="2915" w:type="dxa"/>
+            <w:tcW w:w="2572" w:type="dxa"/>
             <w:tcBorders/>
             <w:vAlign w:val="center"/>
           </w:tcPr>
@@ -5621,7 +5621,7 @@
         </w:tc>
         <w:tc>
           <w:tcPr>
-            <w:tcW w:w="1280" w:type="dxa"/>
+            <w:tcW w:w="1220" w:type="dxa"/>
             <w:tcBorders/>
             <w:vAlign w:val="center"/>
           </w:tcPr>
@@ -5643,7 +5643,7 @@
         </w:tc>
         <w:tc>
           <w:tcPr>
-            <w:tcW w:w="2461" w:type="dxa"/>
+            <w:tcW w:w="3097" w:type="dxa"/>
             <w:tcBorders/>
             <w:vAlign w:val="center"/>
           </w:tcPr>
@@ -5668,7 +5668,7 @@
         <w:trPr/>
         <w:tc>
           <w:tcPr>
-            <w:tcW w:w="2367" w:type="dxa"/>
+            <w:tcW w:w="2217" w:type="dxa"/>
             <w:tcBorders/>
             <w:vAlign w:val="center"/>
           </w:tcPr>
@@ -5691,7 +5691,7 @@
         </w:tc>
         <w:tc>
           <w:tcPr>
-            <w:tcW w:w="1254" w:type="dxa"/>
+            <w:tcW w:w="1170" w:type="dxa"/>
             <w:tcBorders/>
             <w:vAlign w:val="center"/>
           </w:tcPr>
@@ -5712,7 +5712,7 @@
         </w:tc>
         <w:tc>
           <w:tcPr>
-            <w:tcW w:w="1062" w:type="dxa"/>
+            <w:tcW w:w="1063" w:type="dxa"/>
             <w:tcBorders/>
             <w:vAlign w:val="center"/>
           </w:tcPr>
@@ -5735,7 +5735,7 @@
         </w:tc>
         <w:tc>
           <w:tcPr>
-            <w:tcW w:w="2915" w:type="dxa"/>
+            <w:tcW w:w="2572" w:type="dxa"/>
             <w:tcBorders/>
             <w:vAlign w:val="center"/>
           </w:tcPr>
@@ -5766,7 +5766,7 @@
         </w:tc>
         <w:tc>
           <w:tcPr>
-            <w:tcW w:w="1280" w:type="dxa"/>
+            <w:tcW w:w="1220" w:type="dxa"/>
             <w:tcBorders/>
             <w:vAlign w:val="center"/>
           </w:tcPr>
@@ -5787,22 +5787,22 @@
         </w:tc>
         <w:tc>
           <w:tcPr>
-            <w:tcW w:w="2461" w:type="dxa"/>
-            <w:tcBorders/>
-            <w:vAlign w:val="center"/>
-          </w:tcPr>
-          <w:p>
-            <w:pPr>
-              <w:pStyle w:val="TableContents"/>
-              <w:shd w:fill="2E3440" w:val="clear"/>
-              <w:bidi w:val="0"/>
-              <w:spacing w:before="120" w:after="120"/>
-              <w:jc w:val="left"/>
-              <w:rPr/>
-            </w:pPr>
-            <w:r>
-              <w:rPr/>
-              <w:t>Jira project key. No consumer found (CONFIG.md section 9).</w:t>
+            <w:tcW w:w="3097" w:type="dxa"/>
+            <w:tcBorders/>
+            <w:vAlign w:val="center"/>
+          </w:tcPr>
+          <w:p>
+            <w:pPr>
+              <w:pStyle w:val="TableContents"/>
+              <w:shd w:fill="2E3440" w:val="clear"/>
+              <w:bidi w:val="0"/>
+              <w:spacing w:before="120" w:after="120"/>
+              <w:jc w:val="left"/>
+              <w:rPr/>
+            </w:pPr>
+            <w:r>
+              <w:rPr/>
+              <w:t>Jira project key. No consumer found (docs/crew/config-rationale.md).</w:t>
             </w:r>
           </w:p>
         </w:tc>
@@ -5811,7 +5811,7 @@
         <w:trPr/>
         <w:tc>
           <w:tcPr>
-            <w:tcW w:w="2367" w:type="dxa"/>
+            <w:tcW w:w="2217" w:type="dxa"/>
             <w:tcBorders/>
             <w:vAlign w:val="center"/>
           </w:tcPr>
@@ -5834,7 +5834,7 @@
         </w:tc>
         <w:tc>
           <w:tcPr>
-            <w:tcW w:w="1254" w:type="dxa"/>
+            <w:tcW w:w="1170" w:type="dxa"/>
             <w:tcBorders/>
             <w:vAlign w:val="center"/>
           </w:tcPr>
@@ -5855,7 +5855,7 @@
         </w:tc>
         <w:tc>
           <w:tcPr>
-            <w:tcW w:w="1062" w:type="dxa"/>
+            <w:tcW w:w="1063" w:type="dxa"/>
             <w:tcBorders/>
             <w:vAlign w:val="center"/>
           </w:tcPr>
@@ -5878,7 +5878,7 @@
         </w:tc>
         <w:tc>
           <w:tcPr>
-            <w:tcW w:w="2915" w:type="dxa"/>
+            <w:tcW w:w="2572" w:type="dxa"/>
             <w:tcBorders/>
             <w:vAlign w:val="center"/>
           </w:tcPr>
@@ -5909,7 +5909,7 @@
         </w:tc>
         <w:tc>
           <w:tcPr>
-            <w:tcW w:w="1280" w:type="dxa"/>
+            <w:tcW w:w="1220" w:type="dxa"/>
             <w:tcBorders/>
             <w:vAlign w:val="center"/>
           </w:tcPr>
@@ -5930,7 +5930,7 @@
         </w:tc>
         <w:tc>
           <w:tcPr>
-            <w:tcW w:w="2461" w:type="dxa"/>
+            <w:tcW w:w="3097" w:type="dxa"/>
             <w:tcBorders/>
             <w:vAlign w:val="center"/>
           </w:tcPr>
@@ -14934,12 +14934,12 @@
         </w:tblCellMar>
       </w:tblPr>
       <w:tblGrid>
-        <w:gridCol w:w="3103"/>
-        <w:gridCol w:w="1084"/>
+        <w:gridCol w:w="2943"/>
+        <w:gridCol w:w="990"/>
         <w:gridCol w:w="1062"/>
-        <w:gridCol w:w="2423"/>
-        <w:gridCol w:w="1173"/>
-        <w:gridCol w:w="2494"/>
+        <w:gridCol w:w="2294"/>
+        <w:gridCol w:w="1099"/>
+        <w:gridCol w:w="2951"/>
       </w:tblGrid>
       <w:tr>
         <w:trPr>
@@ -14947,7 +14947,7 @@
         </w:trPr>
         <w:tc>
           <w:tcPr>
-            <w:tcW w:w="3103" w:type="dxa"/>
+            <w:tcW w:w="2943" w:type="dxa"/>
             <w:tcBorders/>
             <w:vAlign w:val="center"/>
           </w:tcPr>
@@ -14969,7 +14969,7 @@
         </w:tc>
         <w:tc>
           <w:tcPr>
-            <w:tcW w:w="1084" w:type="dxa"/>
+            <w:tcW w:w="990" w:type="dxa"/>
             <w:tcBorders/>
             <w:vAlign w:val="center"/>
           </w:tcPr>
@@ -15013,7 +15013,7 @@
         </w:tc>
         <w:tc>
           <w:tcPr>
-            <w:tcW w:w="2423" w:type="dxa"/>
+            <w:tcW w:w="2294" w:type="dxa"/>
             <w:tcBorders/>
             <w:vAlign w:val="center"/>
           </w:tcPr>
@@ -15035,7 +15035,7 @@
         </w:tc>
         <w:tc>
           <w:tcPr>
-            <w:tcW w:w="1173" w:type="dxa"/>
+            <w:tcW w:w="1099" w:type="dxa"/>
             <w:tcBorders/>
             <w:vAlign w:val="center"/>
           </w:tcPr>
@@ -15057,7 +15057,7 @@
         </w:tc>
         <w:tc>
           <w:tcPr>
-            <w:tcW w:w="2494" w:type="dxa"/>
+            <w:tcW w:w="2951" w:type="dxa"/>
             <w:tcBorders/>
             <w:vAlign w:val="center"/>
           </w:tcPr>
@@ -15082,7 +15082,7 @@
         <w:trPr/>
         <w:tc>
           <w:tcPr>
-            <w:tcW w:w="3103" w:type="dxa"/>
+            <w:tcW w:w="2943" w:type="dxa"/>
             <w:tcBorders/>
             <w:vAlign w:val="center"/>
           </w:tcPr>
@@ -15105,7 +15105,7 @@
         </w:tc>
         <w:tc>
           <w:tcPr>
-            <w:tcW w:w="1084" w:type="dxa"/>
+            <w:tcW w:w="990" w:type="dxa"/>
             <w:tcBorders/>
             <w:vAlign w:val="center"/>
           </w:tcPr>
@@ -15149,7 +15149,7 @@
         </w:tc>
         <w:tc>
           <w:tcPr>
-            <w:tcW w:w="2423" w:type="dxa"/>
+            <w:tcW w:w="2294" w:type="dxa"/>
             <w:tcBorders/>
             <w:vAlign w:val="center"/>
           </w:tcPr>
@@ -15200,7 +15200,7 @@
         </w:tc>
         <w:tc>
           <w:tcPr>
-            <w:tcW w:w="1173" w:type="dxa"/>
+            <w:tcW w:w="1099" w:type="dxa"/>
             <w:tcBorders/>
             <w:vAlign w:val="center"/>
           </w:tcPr>
@@ -15221,7 +15221,7 @@
         </w:tc>
         <w:tc>
           <w:tcPr>
-            <w:tcW w:w="2494" w:type="dxa"/>
+            <w:tcW w:w="2951" w:type="dxa"/>
             <w:tcBorders/>
             <w:vAlign w:val="center"/>
           </w:tcPr>
@@ -15246,7 +15246,7 @@
             </w:r>
             <w:r>
               <w:rPr/>
-              <w:t>. The two layers combine by union, so a repo can add a token and never remove the machine owner's; a value that is not a list of tokens makes the list unknown, never empty (CONFIG.md section 22).</w:t>
+              <w:t>. The two layers combine by union, so a repo can add a token and never remove the machine owner's; a value that is not a list of tokens makes the list unknown, never empty (docs/crew/config-rationale.md).</w:t>
             </w:r>
           </w:p>
         </w:tc>
